--- a/writing/2025-06-05_Lucore_gmtemp_draft-ajm.docx
+++ b/writing/2025-06-05_Lucore_gmtemp_draft-ajm.docx
@@ -653,7 +653,26 @@
         <w:t xml:space="preserve">. </w:t>
       </w:r>
       <w:r>
-        <w:t xml:space="preserve">These shifts likely reflect the consequences on heat-induced changes to the intestinal environment that affect microbiome composition and essential functions. </w:t>
+        <w:t xml:space="preserve">These shifts likely reflect the consequences </w:t>
+      </w:r>
+      <w:del w:id="22" w:author="Lucore, Jordan" w:date="2025-06-12T10:39:00Z" w16du:dateUtc="2025-06-12T14:39:00Z">
+        <w:r>
+          <w:delText xml:space="preserve">on </w:delText>
+        </w:r>
+      </w:del>
+      <w:ins w:id="23" w:author="Lucore, Jordan" w:date="2025-06-12T10:39:00Z" w16du:dateUtc="2025-06-12T14:39:00Z">
+        <w:r>
+          <w:t>o</w:t>
+        </w:r>
+        <w:r>
+          <w:t>f</w:t>
+        </w:r>
+        <w:r>
+          <w:t xml:space="preserve"> </w:t>
+        </w:r>
+      </w:ins>
+      <w:r>
+        <w:t xml:space="preserve">heat-induced changes to the intestinal environment that affect microbiome composition and essential functions. </w:t>
       </w:r>
       <w:r>
         <w:t xml:space="preserve">An important mechanism may involve </w:t>
@@ -665,13 +684,17 @@
         <w:t xml:space="preserve">disruption of the </w:t>
       </w:r>
       <w:r>
-        <w:t xml:space="preserve">intestinal redox environment— the balance between the production and elimination of reactive oxygen species (ROS). Heat stress can disrupt redox balance, leading to the accumulation of ROS </w:t>
+        <w:t xml:space="preserve">intestinal redox environment— the balance between the production and elimination of reactive oxygen </w:t>
+      </w:r>
+      <w:r>
+        <w:lastRenderedPageBreak/>
+        <w:t xml:space="preserve">species (ROS). Heat stress can disrupt redox balance, leading to the accumulation of ROS </w:t>
       </w:r>
       <w:r>
         <w:fldChar w:fldCharType="begin"/>
       </w:r>
       <w:r>
-        <w:instrText xml:space="preserve"> ADDIN ZOTERO_ITEM CSL_CITATION {"citationID":"tg7ZNnJl","properties":{"formattedCitation":"(Lin et al., 2006)","plainCitation":"(Lin et al., 2006)","noteIndex":0},"citationItems":[{"id":3669,"uris":["http://zotero.org/users/13901503/items/BF6XKP7S"],"itemData":{"id":3669,"type":"article-journal","abstract":"The stress responses and possible oxidative damage in plasma, liver and heart were investigated in broiler chickens acutely exposed to high temperature. Eighty 5-week old broiler chickens were exposed to 32°C for 6h. The extent of lipid peroxidation, activities of superoxide dismutase and total antioxidant power in plasma, liver and heart tissues were investigated. Meanwhile, the blood metabolites such as glucose, urate, triiodothyronine, thyroxine, corticosterone, ceruloplasmin and creatine kinase were measured before and after 3 and 6h of heat exposure. The results showed that oxidative stress could be induced in 5-week old broiler chickens by acute heat exposure (32°C, 6h). The results suggest that the elevated body temperature can induce the metabolic changes that are involved in the induction of oxidative stress. The liver is more susceptible to oxidative stress than heart during acute heat exposure in broiler chickens. The oxidative stress should be considered as part of the stress response of broiler chickens to heat exposure.","container-title":"Comparative Biochemistry and Physiology Part A: Molecular &amp; Integrative Physiology","DOI":"10.1016/j.cbpa.2006.01.032","ISSN":"1095-6433","issue":"1","journalAbbreviation":"Comparative Biochemistry and Physiology Part A: Molecular &amp; Integrative Physiology","page":"11-17","source":"ScienceDirect","title":"Acute heat stress induces oxidative stress in broiler chickens","volume":"144","author":[{"family":"Lin","given":"Hai"},{"family":"Decuypere","given":"Eddy"},{"family":"Buyse","given":"Johan"}],"issued":{"date-parts":[["2006",5,1]]}}}],"schema":"https://github.com/citation-style-language/schema/raw/master/csl-citation.json"} </w:instrText>
+        <w:instrText xml:space="preserve"> ADDIN ZOTERO_ITEM CSL_CITATION {"citationID":"XWxqevTe","properties":{"formattedCitation":"(Belhadj Slimen et al., 2014; Lin et al., 2006)","plainCitation":"(Belhadj Slimen et al., 2014; Lin et al., 2006)","noteIndex":0},"citationItems":[{"id":3717,"uris":["http://zotero.org/users/13901503/items/UEK27R7E"],"itemData":{"id":3717,"type":"article-journal","abstract":"In recent years there has been enormous interest in researching oxidative stress. Reactive oxygen species (ROS) are derived from the metabolism of oxygen as by-products of cell respiration, and are continuously produced in all aerobic organisms. Oxidative stress occurs as a consequence of an imbalance between ROS production and the available antioxidant defence against them. Nowadays, a variety of diseases and degenerative processes such as cancer, Alzheimer’s and autoimmune diseases are mediated by oxidative stress. Heat stress was suggested to be an environmental factor responsible for stimulating ROS production because of similarities in responses observed following heat stress compared with that occurring following exposure to oxidative stress. This manuscript describes the main mitochondrial sources of ROS and the antioxidant defences involved to prevent oxidative damage in all the mitochondrial compartments. It also deals with discussions concerning the cytotoxic effect of heat stress, mitochondrial heat-induced alterations, as well as heat shock protein (HSP) expression as a defence mechanism.","container-title":"International Journal of Hyperthermia","DOI":"10.3109/02656736.2014.971446","ISSN":"0265-6736","issue":"7","note":"publisher: Taylor &amp; Francis\n_eprint: https://doi.org/10.3109/02656736.2014.971446\nPMID: 25354680","page":"513-523","source":"Taylor and Francis+NEJM","title":"Reactive oxygen species, heat stress and oxidative-induced mitochondrial damage. A review","volume":"30","author":[{"family":"Belhadj Slimen","given":"Imen"},{"family":"","given":"Najar ,Taha"},{"family":"","given":"Ghram ,Abdeljelil"},{"family":"","given":"Dabbebi ,Hajer"},{"family":"","given":"Ben Mrad ,Moncef"},{"family":"Abdrabbah","given":"Manef","non-dropping-particle":"and"}],"issued":{"date-parts":[["2014",11,1]]}}},{"id":3669,"uris":["http://zotero.org/users/13901503/items/BF6XKP7S"],"itemData":{"id":3669,"type":"article-journal","abstract":"The stress responses and possible oxidative damage in plasma, liver and heart were investigated in broiler chickens acutely exposed to high temperature. Eighty 5-week old broiler chickens were exposed to 32°C for 6h. The extent of lipid peroxidation, activities of superoxide dismutase and total antioxidant power in plasma, liver and heart tissues were investigated. Meanwhile, the blood metabolites such as glucose, urate, triiodothyronine, thyroxine, corticosterone, ceruloplasmin and creatine kinase were measured before and after 3 and 6h of heat exposure. The results showed that oxidative stress could be induced in 5-week old broiler chickens by acute heat exposure (32°C, 6h). The results suggest that the elevated body temperature can induce the metabolic changes that are involved in the induction of oxidative stress. The liver is more susceptible to oxidative stress than heart during acute heat exposure in broiler chickens. The oxidative stress should be considered as part of the stress response of broiler chickens to heat exposure.","container-title":"Comparative Biochemistry and Physiology Part A: Molecular &amp; Integrative Physiology","DOI":"10.1016/j.cbpa.2006.01.032","ISSN":"1095-6433","issue":"1","journalAbbreviation":"Comparative Biochemistry and Physiology Part A: Molecular &amp; Integrative Physiology","page":"11-17","source":"ScienceDirect","title":"Acute heat stress induces oxidative stress in broiler chickens","volume":"144","author":[{"family":"Lin","given":"Hai"},{"family":"Decuypere","given":"Eddy"},{"family":"Buyse","given":"Johan"}],"issued":{"date-parts":[["2006",5,1]]}}}],"schema":"https://github.com/citation-style-language/schema/raw/master/csl-citation.json"} </w:instrText>
       </w:r>
       <w:r>
         <w:fldChar w:fldCharType="separate"/>
@@ -680,32 +703,73 @@
         <w:rPr>
           <w:noProof/>
         </w:rPr>
-        <w:t xml:space="preserve">(Lin et al., </w:t>
+        <w:t>(Belhadj Slimen et al., 2014; Lin et al., 2006)</w:t>
+      </w:r>
+      <w:r>
+        <w:fldChar w:fldCharType="end"/>
+      </w:r>
+      <w:r>
+        <w:t xml:space="preserve">, which are toxic and </w:t>
+      </w:r>
+      <w:r>
+        <w:t xml:space="preserve">can damage or </w:t>
+      </w:r>
+      <w:r>
+        <w:t xml:space="preserve">cause cell death </w:t>
+      </w:r>
+      <w:r>
+        <w:fldChar w:fldCharType="begin"/>
+      </w:r>
+      <w:r>
+        <w:instrText xml:space="preserve"> ADDIN ZOTERO_ITEM CSL_CITATION {"citationID":"x4HkqTJT","properties":{"formattedCitation":"(Dodson et al., 2019)","plainCitation":"(Dodson et al., 2019)","noteIndex":0},"citationItems":[{"id":3578,"uris":["http://zotero.org/users/13901503/items/P49Z4HNB"],"itemData":{"id":3578,"type":"article-journal","abstract":"The transcription factor nuclear factor erythroid 2-related factor 2 (NRF2) is a key regulator of the cellular antioxidant response, controlling the expression of genes that counteract oxidative and electrophilic stresses. Many pathological conditions are linked to imbalances in redox homeostasis, illustrating the important role of antioxidant defense systems in preventing the pathogenic effects associated with the accumulation of reactive species. In particular, it is becoming increasingly apparent that the accumulation of lipid peroxides has an important role in driving the pathogenesis of multiple disease states. A key example of this is the recent discovery of a novel form of cell death termed ferroptosis. Ferroptosis is an iron-dependent, lipid peroxidation-driven cell death cascade that has become a key target in the development of anti-cancer therapies, as well as the prevention of neurodegenerative and cardiovascular diseases. In this review, we will provide a brief overview of lipid peroxidation, as well as key components involved in the ferroptotic cascade. We will also highlight the role of the NRF2 signaling pathway in mediating lipid peroxidation and ferroptosis, focusing on established NRF2 target genes that mitigate these pathways, as well as the relevance of the NRF2-lipid peroxidation-ferroptosis axis in disease.","collection-title":"Lipoxidation targets: from basic mechanisms to pathophysiology","container-title":"Redox Biology","DOI":"10.1016/j.redox.2019.101107","ISSN":"2213-2317","journalAbbreviation":"Redox Biology","page":"101107","source":"ScienceDirect","title":"NRF2 plays a critical role in mitigating lipid peroxidation and ferroptosis","volume":"23","author":[{"family":"Dodson","given":"Matthew"},{"family":"Castro-Portuguez","given":"Raul"},{"family":"Zhang","given":"Donna D."}],"issued":{"date-parts":[["2019",5,1]]}}}],"schema":"https://github.com/citation-style-language/schema/raw/master/csl-citation.json"} </w:instrText>
+      </w:r>
+      <w:r>
+        <w:fldChar w:fldCharType="separate"/>
       </w:r>
       <w:r>
         <w:rPr>
           <w:noProof/>
         </w:rPr>
-        <w:lastRenderedPageBreak/>
-        <w:t>2006)</w:t>
+        <w:t>(Dodson et al., 2019)</w:t>
       </w:r>
       <w:r>
         <w:fldChar w:fldCharType="end"/>
       </w:r>
       <w:r>
-        <w:t xml:space="preserve">, which are toxic and </w:t>
-      </w:r>
-      <w:r>
-        <w:t xml:space="preserve">can damage or </w:t>
-      </w:r>
-      <w:r>
-        <w:t xml:space="preserve">cause cell death </w:t>
+        <w:t xml:space="preserve">. </w:t>
+      </w:r>
+      <w:r>
+        <w:t>In the gut, r</w:t>
+      </w:r>
+      <w:r>
+        <w:t xml:space="preserve">edox imbalance can compromise the epithelial barrier by damaging tight junction proteins, leading to immune activation </w:t>
+      </w:r>
+      <w:r>
+        <w:t>from</w:t>
+      </w:r>
+      <w:r>
+        <w:t xml:space="preserve"> systemic exposure to gut microbes </w:t>
+      </w:r>
+      <w:r>
+        <w:t xml:space="preserve">and their metabolites </w:t>
+      </w:r>
+      <w:r>
+        <w:t>()</w:t>
+      </w:r>
+      <w:r>
+        <w:t xml:space="preserve">. The immune response may further exacerbate redox imbalance because immune cells release ROS during </w:t>
+      </w:r>
+      <w:r>
+        <w:t xml:space="preserve">inflammation </w:t>
+      </w:r>
+      <w:r>
+        <w:t xml:space="preserve">(). Notably, heat stress has been directly linked to epithelial damage and immune cell recruitment (Lambert et al., 2002; Koch et al., 2019), providing compelling evidence that elevated temperature initiates redox imbalance and downstream shifts in gut physiology. Gut microbes also play an important role in maintaining redox balance in the gut through antioxidant metabolism and redox recycling </w:t>
       </w:r>
       <w:r>
         <w:fldChar w:fldCharType="begin"/>
       </w:r>
       <w:r>
-        <w:instrText xml:space="preserve"> ADDIN ZOTERO_ITEM CSL_CITATION {"citationID":"x4HkqTJT","properties":{"formattedCitation":"(Dodson et al., 2019)","plainCitation":"(Dodson et al., 2019)","noteIndex":0},"citationItems":[{"id":3578,"uris":["http://zotero.org/users/13901503/items/P49Z4HNB"],"itemData":{"id":3578,"type":"article-journal","abstract":"The transcription factor nuclear factor erythroid 2-related factor 2 (NRF2) is a key regulator of the cellular antioxidant response, controlling the expression of genes that counteract oxidative and electrophilic stresses. Many pathological conditions are linked to imbalances in redox homeostasis, illustrating the important role of antioxidant defense systems in preventing the pathogenic effects associated with the accumulation of reactive species. In particular, it is becoming increasingly apparent that the accumulation of lipid peroxides has an important role in driving the pathogenesis of multiple disease states. A key example of this is the recent discovery of a novel form of cell death termed ferroptosis. Ferroptosis is an iron-dependent, lipid peroxidation-driven cell death cascade that has become a key target in the development of anti-cancer therapies, as well as the prevention of neurodegenerative and cardiovascular diseases. In this review, we will provide a brief overview of lipid peroxidation, as well as key components involved in the ferroptotic cascade. We will also highlight the role of the NRF2 signaling pathway in mediating lipid peroxidation and ferroptosis, focusing on established NRF2 target genes that mitigate these pathways, as well as the relevance of the NRF2-lipid peroxidation-ferroptosis axis in disease.","collection-title":"Lipoxidation targets: from basic mechanisms to pathophysiology","container-title":"Redox Biology","DOI":"10.1016/j.redox.2019.101107","ISSN":"2213-2317","journalAbbreviation":"Redox Biology","page":"101107","source":"ScienceDirect","title":"NRF2 plays a critical role in mitigating lipid peroxidation and ferroptosis","volume":"23","author":[{"family":"Dodson","given":"Matthew"},{"family":"Castro-Portuguez","given":"Raul"},{"family":"Zhang","given":"Donna D."}],"issued":{"date-parts":[["2019",5,1]]}}}],"schema":"https://github.com/citation-style-language/schema/raw/master/csl-citation.json"} </w:instrText>
+        <w:instrText xml:space="preserve"> ADDIN ZOTERO_ITEM CSL_CITATION {"citationID":"yxSWjnfP","properties":{"formattedCitation":"(Kunst et al., 2023; Sun et al., 2024; Yardeni et al., 2019)","plainCitation":"(Kunst et al., 2023; Sun et al., 2024; Yardeni et al., 2019)","noteIndex":0},"citationItems":[{"id":3255,"uris":["http://zotero.org/users/13901503/items/FQ9APYWZ"],"itemData":{"id":3255,"type":"article-journal","abstract":"The human gastrointestinal tract is home to a complex microbial community that plays an important role in the general well-being of the entire organism. The gut microbiota generates a variety of metabolites and thereby regulates many biological processes, such as the regulation of the immune system. In the gut, bacteria are in direct contact with the host. The major challenge here is to prevent unwanted inflammatory reactions on one hand and on the other hand to ensure that the immune system can be activated when pathogens invade. Here the REDOX equilibrium is of utmost importance. This REDOX equilibrium is controlled by the microbiota either directly or indirectly via bacterial-derived metabolites. A balanced microbiome sorts for a stable REDOX balance, whereas dysbiosis destabilizes this equilibrium. An imbalanced REDOX status directly affects the immune system by disrupting intracellular signaling and promoting inflammatory responses. Here we (i) focus on the most common reactive oxygen species (ROS) and (ii) define the transition from a balanced REDOX state to oxidative stress. Further, we (iii) describe the role of ROS in regulating the immune system and inflammatory responses. Thereafter, we (iv) examine the influence of microbiota on REDOX homeostasis and how shifts in pro- and anti-oxidative cellular conditions can suppress or promote immune responses or inflammation.","container-title":"Biomedicines","DOI":"10.3390/biomedicines11051388","ISSN":"2227-9059","issue":"5","journalAbbreviation":"Biomedicines","note":"PMID: 37239059\nPMCID: PMC10216031","page":"1388","source":"PubMed Central","title":"The Influence of Gut Microbiota on Oxidative Stress and the Immune System","volume":"11","author":[{"family":"Kunst","given":"Claudia"},{"family":"Schmid","given":"Stephan"},{"family":"Michalski","given":"Marlen"},{"family":"Tümen","given":"Deniz"},{"family":"Buttenschön","given":"Jonas"},{"family":"Müller","given":"Martina"},{"family":"Gülow","given":"Karsten"}],"issued":{"date-parts":[["2023",5,8]]}}},{"id":3297,"uris":["http://zotero.org/users/13901503/items/LKCDGAMP"],"itemData":{"id":3297,"type":"article-journal","abstract":"Recent studies have indicated that gut microbiota-mediated oxidative stress is significantly associated with intestinal diseases such as colorectal cancer, ulcerative colitis, and Crohn’s disease. The level of reactive oxygen species (ROS) has been reported to increase when the gut microbiota is dysregulated, especially when several gut bacterial metabolites are present. Although healthy gut microbiota plays a vital role in defending against excessive oxidative stress, intestinal disease is significantly influenced by excessive ROS, and this process is controlled by gut microbiota-mediated immunological responses, DNA damage, and intestinal inflammation. In this review, we discuss the relationship between gut microbiota and intestinal disease from an oxidative stress perspective. In addition, we also provide a summary of the most recent therapeutic approaches for preventing or treating intestinal diseases by modifying gut microbiota.","container-title":"Frontiers in Microbiology","DOI":"10.3389/fmicb.2024.1328324","ISSN":"1664-302X","journalAbbreviation":"Front. Microbiol.","language":"English","note":"publisher: Frontiers","source":"Frontiers","title":"The role of gut microbiota in intestinal disease: from an oxidative stress perspective","title-short":"The role of gut microbiota in intestinal disease","URL":"https://www.frontiersin.org/journals/microbiology/articles/10.3389/fmicb.2024.1328324/full","volume":"15","author":[{"family":"Sun","given":"Yiqi"},{"family":"Wang","given":"Xurui"},{"family":"Li","given":"Lei"},{"family":"Zhong","given":"Chao"},{"family":"Zhang","given":"Yu"},{"family":"Yang","given":"Xiangdong"},{"family":"Li","given":"Mingyue"},{"family":"Yang","given":"Chao"}],"accessed":{"date-parts":[["2025",5,12]]},"issued":{"date-parts":[["2024",2,14]]}}},{"id":3328,"uris":["http://zotero.org/users/13901503/items/R2W8Z2FT"],"itemData":{"id":3328,"type":"article-journal","abstract":"Changes in the gut microbiota and the mitochondrial genome are both linked with the development of disease. To investigate why, we examined the gut microbiota of mice harboring various mutations in genes that alter mitochondrial function. These studies revealed that mitochondrial genetic variations altered the composition of the gut microbiota community. In cross-fostering studies, we found that although the initial microbiota community of newborn mice was that obtained from the nursing mother, the microbiota community progressed toward that characteristic of the microbiome of unfostered pups of the same genotype within 2 months. Analysis of the mitochondrial DNA variants associated with altered gut microbiota suggested that microbiome species diversity correlated with host reactive oxygen species (ROS) production. To determine whether the abundance of ROS could alter the gut microbiota, mice were aged, treated with N-acetylcysteine, or engineered to express the ROS scavenger catalase specifically within the mitochondria. All three conditions altered the microbiota from that initially established. Thus, these data suggest that the mitochondrial genotype modulates both ROS production and the species diversity of the gut microbiome, implying that the connection between the gut microbiome and common disease phenotypes might be due to underlying changes in mitochondrial function.","container-title":"Science Signaling","DOI":"10.1126/scisignal.aaw3159","issue":"588","note":"publisher: American Association for the Advancement of Science","page":"eaaw3159","source":"www-science-org.proxy.lib.umich.edu (Atypon)","title":"Host mitochondria influence gut microbiome diversity: A role for ROS","title-short":"Host mitochondria influence gut microbiome diversity","volume":"12","author":[{"family":"Yardeni","given":"Tal"},{"family":"Tanes","given":"Ceylan E."},{"family":"Bittinger","given":"Kyle"},{"family":"Mattei","given":"Lisa M."},{"family":"Schaefer","given":"Patrick M."},{"family":"Singh","given":"Larry N."},{"family":"Wu","given":"Gary D."},{"family":"Murdock","given":"Deborah G."},{"family":"Wallace","given":"Douglas C."}],"issued":{"date-parts":[["2019",7,2]]}}}],"schema":"https://github.com/citation-style-language/schema/raw/master/csl-citation.json"} </w:instrText>
       </w:r>
       <w:r>
         <w:fldChar w:fldCharType="separate"/>
@@ -714,46 +778,25 @@
         <w:rPr>
           <w:noProof/>
         </w:rPr>
-        <w:t>(Dodson et al., 2019)</w:t>
+        <w:t>(Kunst et al., 2023; Sun et al., 2024; Yardeni et al., 2019)</w:t>
       </w:r>
       <w:r>
         <w:fldChar w:fldCharType="end"/>
       </w:r>
       <w:r>
-        <w:t xml:space="preserve">. </w:t>
-      </w:r>
-      <w:r>
-        <w:t>In the gut, r</w:t>
-      </w:r>
-      <w:r>
-        <w:t xml:space="preserve">edox imbalance can compromise the epithelial barrier by damaging tight junction proteins, leading to immune activation </w:t>
-      </w:r>
-      <w:r>
-        <w:t>from</w:t>
-      </w:r>
-      <w:r>
-        <w:t xml:space="preserve"> systemic exposure to gut microbes </w:t>
-      </w:r>
-      <w:r>
-        <w:t xml:space="preserve">and their metabolites </w:t>
-      </w:r>
-      <w:r>
-        <w:t>()</w:t>
-      </w:r>
-      <w:r>
-        <w:t xml:space="preserve">. The immune response may further exacerbate redox imbalance because immune cells release ROS during </w:t>
-      </w:r>
-      <w:r>
-        <w:t xml:space="preserve">inflammation </w:t>
-      </w:r>
-      <w:r>
-        <w:t xml:space="preserve">(). Notably, heat stress has been directly linked to epithelial damage and immune cell recruitment (Lambert et al., 2002; Koch et al., 2019), providing compelling evidence that elevated temperature initiates redox imbalance and downstream shifts in gut physiology. Gut microbes also play an important role in maintaining redox balance in the gut through antioxidant metabolism and redox recycling </w:t>
+        <w:t>.</w:t>
+      </w:r>
+      <w:r>
+        <w:t xml:space="preserve"> H</w:t>
+      </w:r>
+      <w:r>
+        <w:t xml:space="preserve">eat-induced changes in microbiome composition have been associated with both epithelial damage </w:t>
       </w:r>
       <w:r>
         <w:fldChar w:fldCharType="begin"/>
       </w:r>
       <w:r>
-        <w:instrText xml:space="preserve"> ADDIN ZOTERO_ITEM CSL_CITATION {"citationID":"yxSWjnfP","properties":{"formattedCitation":"(Kunst et al., 2023; Sun et al., 2024; Yardeni et al., 2019)","plainCitation":"(Kunst et al., 2023; Sun et al., 2024; Yardeni et al., 2019)","noteIndex":0},"citationItems":[{"id":3255,"uris":["http://zotero.org/users/13901503/items/FQ9APYWZ"],"itemData":{"id":3255,"type":"article-journal","abstract":"The human gastrointestinal tract is home to a complex microbial community that plays an important role in the general well-being of the entire organism. The gut microbiota generates a variety of metabolites and thereby regulates many biological processes, such as the regulation of the immune system. In the gut, bacteria are in direct contact with the host. The major challenge here is to prevent unwanted inflammatory reactions on one hand and on the other hand to ensure that the immune system can be activated when pathogens invade. Here the REDOX equilibrium is of utmost importance. This REDOX equilibrium is controlled by the microbiota either directly or indirectly via bacterial-derived metabolites. A balanced microbiome sorts for a stable REDOX balance, whereas dysbiosis destabilizes this equilibrium. An imbalanced REDOX status directly affects the immune system by disrupting intracellular signaling and promoting inflammatory responses. Here we (i) focus on the most common reactive oxygen species (ROS) and (ii) define the transition from a balanced REDOX state to oxidative stress. Further, we (iii) describe the role of ROS in regulating the immune system and inflammatory responses. Thereafter, we (iv) examine the influence of microbiota on REDOX homeostasis and how shifts in pro- and anti-oxidative cellular conditions can suppress or promote immune responses or inflammation.","container-title":"Biomedicines","DOI":"10.3390/biomedicines11051388","ISSN":"2227-9059","issue":"5","journalAbbreviation":"Biomedicines","note":"PMID: 37239059\nPMCID: PMC10216031","page":"1388","source":"PubMed Central","title":"The Influence of Gut Microbiota on Oxidative Stress and the Immune System","volume":"11","author":[{"family":"Kunst","given":"Claudia"},{"family":"Schmid","given":"Stephan"},{"family":"Michalski","given":"Marlen"},{"family":"Tümen","given":"Deniz"},{"family":"Buttenschön","given":"Jonas"},{"family":"Müller","given":"Martina"},{"family":"Gülow","given":"Karsten"}],"issued":{"date-parts":[["2023",5,8]]}}},{"id":3297,"uris":["http://zotero.org/users/13901503/items/LKCDGAMP"],"itemData":{"id":3297,"type":"article-journal","abstract":"Recent studies have indicated that gut microbiota-mediated oxidative stress is significantly associated with intestinal diseases such as colorectal cancer, ulcerative colitis, and Crohn’s disease. The level of reactive oxygen species (ROS) has been reported to increase when the gut microbiota is dysregulated, especially when several gut bacterial metabolites are present. Although healthy gut microbiota plays a vital role in defending against excessive oxidative stress, intestinal disease is significantly influenced by excessive ROS, and this process is controlled by gut microbiota-mediated immunological responses, DNA damage, and intestinal inflammation. In this review, we discuss the relationship between gut microbiota and intestinal disease from an oxidative stress perspective. In addition, we also provide a summary of the most recent therapeutic approaches for preventing or treating intestinal diseases by modifying gut microbiota.","container-title":"Frontiers in Microbiology","DOI":"10.3389/fmicb.2024.1328324","ISSN":"1664-302X","journalAbbreviation":"Front. Microbiol.","language":"English","note":"publisher: Frontiers","source":"Frontiers","title":"The role of gut microbiota in intestinal disease: from an oxidative stress perspective","title-short":"The role of gut microbiota in intestinal disease","URL":"https://www.frontiersin.org/journals/microbiology/articles/10.3389/fmicb.2024.1328324/full","volume":"15","author":[{"family":"Sun","given":"Yiqi"},{"family":"Wang","given":"Xurui"},{"family":"Li","given":"Lei"},{"family":"Zhong","given":"Chao"},{"family":"Zhang","given":"Yu"},{"family":"Yang","given":"Xiangdong"},{"family":"Li","given":"Mingyue"},{"family":"Yang","given":"Chao"}],"accessed":{"date-parts":[["2025",5,12]]},"issued":{"date-parts":[["2024",2,14]]}}},{"id":3328,"uris":["http://zotero.org/users/13901503/items/R2W8Z2FT"],"itemData":{"id":3328,"type":"article-journal","abstract":"Changes in the gut microbiota and the mitochondrial genome are both linked with the development of disease. To investigate why, we examined the gut microbiota of mice harboring various mutations in genes that alter mitochondrial function. These studies revealed that mitochondrial genetic variations altered the composition of the gut microbiota community. In cross-fostering studies, we found that although the initial microbiota community of newborn mice was that obtained from the nursing mother, the microbiota community progressed toward that characteristic of the microbiome of unfostered pups of the same genotype within 2 months. Analysis of the mitochondrial DNA variants associated with altered gut microbiota suggested that microbiome species diversity correlated with host reactive oxygen species (ROS) production. To determine whether the abundance of ROS could alter the gut microbiota, mice were aged, treated with N-acetylcysteine, or engineered to express the ROS scavenger catalase specifically within the mitochondria. All three conditions altered the microbiota from that initially established. Thus, these data suggest that the mitochondrial genotype modulates both ROS production and the species diversity of the gut microbiome, implying that the connection between the gut microbiome and common disease phenotypes might be due to underlying changes in mitochondrial function.","container-title":"Science Signaling","DOI":"10.1126/scisignal.aaw3159","issue":"588","note":"publisher: American Association for the Advancement of Science","page":"eaaw3159","source":"www-science-org.proxy.lib.umich.edu (Atypon)","title":"Host mitochondria influence gut microbiome diversity: A role for ROS","title-short":"Host mitochondria influence gut microbiome diversity","volume":"12","author":[{"family":"Yardeni","given":"Tal"},{"family":"Tanes","given":"Ceylan E."},{"family":"Bittinger","given":"Kyle"},{"family":"Mattei","given":"Lisa M."},{"family":"Schaefer","given":"Patrick M."},{"family":"Singh","given":"Larry N."},{"family":"Wu","given":"Gary D."},{"family":"Murdock","given":"Deborah G."},{"family":"Wallace","given":"Douglas C."}],"issued":{"date-parts":[["2019",7,2]]}}}],"schema":"https://github.com/citation-style-language/schema/raw/master/csl-citation.json"} </w:instrText>
+        <w:instrText xml:space="preserve"> ADDIN ZOTERO_ITEM CSL_CITATION {"citationID":"8vD9oF4J","properties":{"formattedCitation":"(Xia et al., 2022)","plainCitation":"(Xia et al., 2022)","noteIndex":0},"citationItems":[{"id":3294,"uris":["http://zotero.org/users/13901503/items/K5DSCTE2"],"itemData":{"id":3294,"type":"article-journal","abstract":"Heat stress (HS) can be detrimental to the gut health of swine. Many negative outcomes induced by HS are increasingly recognized as including modulation of intestinal microbiota. In turn, the intestinal microbiota is a unique ecosystem playing a critical role in mediating the host stress response. Therefore, we aimed to characterize gut microbiota of pigs’ exposure to short-term HS, to explore a possible link between the intestinal microbiota and HS-related changes, including serum cytokines, oxidation status, and intestinal epithelial barrier function. Our findings showed that HS led to intestinal morphological and integrity changes (villus height, serum diamine oxidase [DAO], serum D-lactate and the relative expressions of tight junction proteins), reduction of serum cytokines (interleukin [IL]-8, IL-12, interferon-gamma [IFN-γ]), and antioxidant activity (higher glutathione [GSH] and malondialdehyde [MDA] content, and lower superoxide dismutase [SOD]). Also, 16S rRNA sequencing analysis revealed that although there was no difference in microbial α-diversity, some HS-associated composition differences were revealed in the ileum and cecum, which partly led to an imbalance in the production of short-chain fatty acids including propionate acid and valerate acid. Relevance networks revealed that HS-derived changes in bacterial genera and microbial metabolites, such as Chlamydia, Lactobacillus, Succinivibrio, Bifidobacterium, Lachnoclostridium, and propionic acid, were correlated with oxidative stress, intestinal barrier dysfunction, and inflammation in pigs. Collectively, our observations suggest that intestinal damage induced by HS is probably partly related to the gut microbiota dysbiosis, though the underlying mechanism remains to be fully elucidated.","container-title":"Animal Nutrition","DOI":"10.1016/j.aninu.2021.05.012","ISSN":"2405-6545","journalAbbreviation":"Animal Nutrition","page":"289-299","source":"ScienceDirect","title":"Heat stress-induced mucosal barrier dysfunction is potentially associated with gut microbiota dysbiosis in pigs","volume":"8","author":[{"family":"Xia","given":"Bing"},{"family":"Wu","given":"Weida"},{"family":"Fang","given":"Wei"},{"family":"Wen","given":"Xiaobin"},{"family":"Xie","given":"Jingjing"},{"family":"Zhang","given":"Hongfu"}],"issued":{"date-parts":[["2022",3,1]]}}}],"schema":"https://github.com/citation-style-language/schema/raw/master/csl-citation.json"} </w:instrText>
       </w:r>
       <w:r>
         <w:fldChar w:fldCharType="separate"/>
@@ -762,46 +805,19 @@
         <w:rPr>
           <w:noProof/>
         </w:rPr>
-        <w:t>(Kunst et al., 2023; Sun et al., 2024; Yardeni et al., 2019)</w:t>
+        <w:t>(Xia et al., 2022)</w:t>
       </w:r>
       <w:r>
         <w:fldChar w:fldCharType="end"/>
       </w:r>
       <w:r>
-        <w:t>.</w:t>
-      </w:r>
-      <w:r>
-        <w:t xml:space="preserve"> H</w:t>
-      </w:r>
-      <w:r>
-        <w:t xml:space="preserve">eat-induced changes in microbiome composition have been associated with both epithelial damage </w:t>
+        <w:t xml:space="preserve"> and reduced antioxidant metabolism </w:t>
       </w:r>
       <w:r>
         <w:fldChar w:fldCharType="begin"/>
       </w:r>
       <w:r>
-        <w:instrText xml:space="preserve"> ADDIN ZOTERO_ITEM CSL_CITATION {"citationID":"8vD9oF4J","properties":{"formattedCitation":"(Xia et al., 2022)","plainCitation":"(Xia et al., 2022)","noteIndex":0},"citationItems":[{"id":3294,"uris":["http://zotero.org/users/13901503/items/K5DSCTE2"],"itemData":{"id":3294,"type":"article-journal","abstract":"Heat stress (HS) can be detrimental to the gut health of swine. Many negative outcomes induced by HS are increasingly recognized as including modulation of intestinal microbiota. In turn, the intestinal microbiota is a unique ecosystem playing a critical role in mediating the host stress response. Therefore, we aimed to characterize gut microbiota of pigs’ exposure to short-term HS, to explore a possible link between the intestinal microbiota and HS-related changes, including serum cytokines, oxidation status, and intestinal epithelial barrier function. Our findings showed that HS led to intestinal morphological and integrity changes (villus height, serum diamine oxidase [DAO], serum D-lactate and the relative expressions of tight junction proteins), reduction of serum cytokines (interleukin [IL]-8, IL-12, interferon-gamma [IFN-γ]), and antioxidant activity (higher glutathione [GSH] and malondialdehyde [MDA] content, and lower superoxide dismutase [SOD]). Also, 16S rRNA sequencing analysis revealed that although there was no difference in microbial α-diversity, some HS-associated composition differences were revealed in the ileum and cecum, which partly led to an imbalance in the production of short-chain fatty acids including propionate acid and valerate acid. Relevance networks revealed that HS-derived changes in bacterial genera and microbial metabolites, such as Chlamydia, Lactobacillus, Succinivibrio, Bifidobacterium, Lachnoclostridium, and propionic acid, were correlated with oxidative stress, intestinal barrier dysfunction, and inflammation in pigs. Collectively, our observations suggest that intestinal damage induced by HS is probably partly related to the gut microbiota dysbiosis, though the underlying mechanism remains to be fully elucidated.","container-title":"Animal Nutrition","DOI":"10.1016/j.aninu.2021.05.012","ISSN":"2405-6545","journalAbbreviation":"Animal Nutrition","page":"289-299","source":"ScienceDirect","title":"Heat stress-induced mucosal barrier dysfunction is potentially associated with gut microbiota dysbiosis in pigs","volume":"8","author":[{"family":"Xia","given":"Bing"},{"family":"Wu","given":"Weida"},{"family":"Fang","given":"Wei"},{"family":"Wen","given":"Xiaobin"},{"family":"Xie","given":"Jingjing"},{"family":"Zhang","given":"Hongfu"}],"issued":{"date-parts":[["2022",3,1]]}}}],"schema":"https://github.com/citation-style-language/schema/raw/master/csl-citation.json"} </w:instrText>
-      </w:r>
-      <w:r>
-        <w:fldChar w:fldCharType="separate"/>
-      </w:r>
-      <w:r>
-        <w:rPr>
-          <w:noProof/>
-        </w:rPr>
-        <w:t>(Xia et al., 2022)</w:t>
-      </w:r>
-      <w:r>
-        <w:fldChar w:fldCharType="end"/>
-      </w:r>
-      <w:r>
-        <w:t xml:space="preserve"> and reduced antioxidant metabolism </w:t>
-      </w:r>
-      <w:r>
-        <w:fldChar w:fldCharType="begin"/>
-      </w:r>
-      <w:r>
-        <w:instrText xml:space="preserve"> ADDIN ZOTERO_ITEM CSL_CITATION {"citationID":"5jiQMwyG","properties":{"formattedCitation":"(Fang et al., 2023; Liu, Ma, et al., 2023)","plainCitation":"(Fang et al., 2023; Liu, Ma, et al., 2023)","noteIndex":0},"citationItems":[{"id":3187,"uris":["http://zotero.org/users/13901503/items/DHD4XMP5"],"itemData":{"id":3187,"type":"article-journal","abstract":"Tsinling lenok trout (Brachymystax lenok tsinlingensis Li) is a species of cold-water salmon that faces serious challenges due to global warming. High temperature stress has been found to damage the gut integrity of coldwater fish, impacting their growth and immunity. However, limited research exists on the causal relationship between gut microbial disturbance and metabolic dysfunction in cold-water fish induced by high temperature stress. To address this gap, we conducted a study to investigate the effects of high temperature stress (24 ◦C) on the gut tissue structure, antioxidant capacity, gut microorganisms, and metabolome reactions of tsinling lenok trout. Our analysis using 16 S rDNA gene sequencing revealed significant changes in the gut microbial composition and metabolic profile. Specifically, the abundance of Firmicutes and Gemmatimonadetes decreased significantly with increasing temperature, while the abundance of Bacteroidetes increased significantly. Meta­ bolic analysis revealed a significant decrease in the abundance of glutathione, which is synthesized from glutamate and glycine, under high temperature stress. Additionally, there was a notable reduction in the levels of adenosine, inosine, xanthine, guanosine, and deoxyguanosine, which are essential for DNA/RNA synthesis. Conversely, there was a significant increase in the abundance of D-glucose 6 P. Furthermore, high temperature stress adversely affects intestinal structure and barrier function. Our findings provide valuable insights into the mechanism of high temperature stress in cold-water fish and serve as a foundation for future research aimed at mitigating the decline in production performance caused by such stress.","container-title":"Ecotoxicology and Environmental Safety","DOI":"10.1016/j.ecoenv.2023.115607","ISSN":"01476513","journalAbbreviation":"Ecotoxicology and Environmental Safety","language":"en","page":"115607","source":"DOI.org (Crossref)","title":"High temperature stress induced oxidative stress, gut inflammation and disordered metabolome and microbiome in tsinling lenok trout","volume":"266","author":[{"family":"Fang","given":"M."},{"family":"Lei","given":"Z."},{"family":"Ruilin","given":"M."},{"family":"Jing","given":"W."},{"family":"Leqiang","given":"D."}],"issued":{"date-parts":[["2023",11]]}}},{"id":3362,"uris":["http://zotero.org/users/13901503/items/IXQSNCGD"],"itemData":{"id":3362,"type":"article-journal","abstract":"Introduction\nHeat stress can affect the production of poultry through complex interactions between genes, metabolites and microorganisms. At present, it is unclear how heat stress affects genetic, metabolic and microbial changes in poultry, as well as the complex interactions between them.\n\nMethods\nThus, at 28 days of age a total of 200 Arbor Acres broilers with similar body weights were randomly divided into the control (CON) and heat stress treatment (HS). There were 5 replicates in CON and HS, respectively, 20 per replication. From the 28–42 days, the HS was kept at 31 ± 1°C (9:00–17:00, 8 h) and other time was maintained at 21 ± 1°C as in the CON. At the 42nd day experiment, we calculated the growth performance (n = 8) of broilers and collected 3 and 6 cecal tissues for transcriptomic and metabolomic investigation and 4 cecal contents for metagenomic investigation of each treatment.\n\nResults and discussion\nThe results indicate that heat stress significantly reduced the average daily gain and body weight of broilers (value of p &amp;lt; 0.05). Transcriptome KEGG enrichment showed that the differential genes were mainly enriched in the NF-kB signaling pathway. Metabolomics results showed that KEGG enrichment showed that the differential metabolites were mainly enriched in the mTOR signaling pathway. 16S rDNA amplicon sequencing results indicated that heat stress increased the relative abundance of Proteobacteria decreased the relative abundance of Firmicutes. Multi-omics analysis showed that the co-participating pathway of differential genes, metabolites and microorganisms KEGG enrichment was purine metabolism. Pearson correlation analysis found that ornithine was positively correlated with SULT1C3, GSTT1L and g_Lactobacillus, and negatively correlated with CALB1. PE was negatively correlated with CALB1 and CHAC1, and positively with g_Alistipes. In conclusion, heat stress can generate large amounts of reactive oxygen and increase the types of harmful bacteria, reduce intestinal nutrient absorption and antioxidant capacity, and thereby damage intestinal health and immune function, and reduce growth performance indicators. This biological process is manifested in the complex regulation, providing a foundational theoretical basis for solving the problem of heat stress.","container-title":"Frontiers in Microbiology","DOI":"10.3389/fmicb.2023.1244004","ISSN":"1664-302X","journalAbbreviation":"Front. Microbiol.","language":"English","note":"publisher: Frontiers","source":"Frontiers","title":"Heat stress exposure cause alterations in intestinal microbiota, transcriptome, and metabolome of broilers","URL":"https://www.frontiersin.org/journals/microbiology/articles/10.3389/fmicb.2023.1244004/full","volume":"14","author":[{"family":"Liu","given":"Xuan"},{"family":"Ma","given":"Zhenhua"},{"family":"Wang","given":"Yanfei"},{"family":"Jia","given":"Hao"},{"family":"Wang","given":"Zheng"},{"family":"Zhang","given":"Lihuan"}],"accessed":{"date-parts":[["2025",5,13]]},"issued":{"date-parts":[["2023",9,19]]}}}],"schema":"https://github.com/citation-style-language/schema/raw/master/csl-citation.json"} </w:instrText>
+        <w:instrText xml:space="preserve"> ADDIN ZOTERO_ITEM CSL_CITATION {"citationID":"AZa8n4Us","properties":{"formattedCitation":"(Fang et al., 2023; Liu, Ma, et al., 2023)","plainCitation":"(Fang et al., 2023; Liu, Ma, et al., 2023)","noteIndex":0},"citationItems":[{"id":3187,"uris":["http://zotero.org/users/13901503/items/DHD4XMP5"],"itemData":{"id":3187,"type":"article-journal","abstract":"Tsinling lenok trout (Brachymystax lenok tsinlingensis Li) is a species of cold-water salmon that faces serious challenges due to global warming. High temperature stress has been found to damage the gut integrity of coldwater fish, impacting their growth and immunity. However, limited research exists on the causal relationship between gut microbial disturbance and metabolic dysfunction in cold-water fish induced by high temperature stress. To address this gap, we conducted a study to investigate the effects of high temperature stress (24 ◦C) on the gut tissue structure, antioxidant capacity, gut microorganisms, and metabolome reactions of tsinling lenok trout. Our analysis using 16 S rDNA gene sequencing revealed significant changes in the gut microbial composition and metabolic profile. Specifically, the abundance of Firmicutes and Gemmatimonadetes decreased significantly with increasing temperature, while the abundance of Bacteroidetes increased significantly. Meta­ bolic analysis revealed a significant decrease in the abundance of glutathione, which is synthesized from glutamate and glycine, under high temperature stress. Additionally, there was a notable reduction in the levels of adenosine, inosine, xanthine, guanosine, and deoxyguanosine, which are essential for DNA/RNA synthesis. Conversely, there was a significant increase in the abundance of D-glucose 6 P. Furthermore, high temperature stress adversely affects intestinal structure and barrier function. Our findings provide valuable insights into the mechanism of high temperature stress in cold-water fish and serve as a foundation for future research aimed at mitigating the decline in production performance caused by such stress.","container-title":"Ecotoxicology and Environmental Safety","DOI":"10.1016/j.ecoenv.2023.115607","ISSN":"01476513","journalAbbreviation":"Ecotoxicology and Environmental Safety","language":"en","page":"115607","source":"DOI.org (Crossref)","title":"High temperature stress induced oxidative stress, gut inflammation and disordered metabolome and microbiome in tsinling lenok trout","volume":"266","author":[{"family":"Fang","given":"M."},{"family":"Lei","given":"Z."},{"family":"Ruilin","given":"M."},{"family":"Jing","given":"W."},{"family":"Leqiang","given":"D."}],"issued":{"date-parts":[["2023",11]]}},"label":"page"},{"id":3362,"uris":["http://zotero.org/users/13901503/items/IXQSNCGD"],"itemData":{"id":3362,"type":"article-journal","abstract":"Introduction\nHeat stress can affect the production of poultry through complex interactions between genes, metabolites and microorganisms. At present, it is unclear how heat stress affects genetic, metabolic and microbial changes in poultry, as well as the complex interactions between them.\n\nMethods\nThus, at 28 days of age a total of 200 Arbor Acres broilers with similar body weights were randomly divided into the control (CON) and heat stress treatment (HS). There were 5 replicates in CON and HS, respectively, 20 per replication. From the 28–42 days, the HS was kept at 31 ± 1°C (9:00–17:00, 8 h) and other time was maintained at 21 ± 1°C as in the CON. At the 42nd day experiment, we calculated the growth performance (n = 8) of broilers and collected 3 and 6 cecal tissues for transcriptomic and metabolomic investigation and 4 cecal contents for metagenomic investigation of each treatment.\n\nResults and discussion\nThe results indicate that heat stress significantly reduced the average daily gain and body weight of broilers (value of p &amp;lt; 0.05). Transcriptome KEGG enrichment showed that the differential genes were mainly enriched in the NF-kB signaling pathway. Metabolomics results showed that KEGG enrichment showed that the differential metabolites were mainly enriched in the mTOR signaling pathway. 16S rDNA amplicon sequencing results indicated that heat stress increased the relative abundance of Proteobacteria decreased the relative abundance of Firmicutes. Multi-omics analysis showed that the co-participating pathway of differential genes, metabolites and microorganisms KEGG enrichment was purine metabolism. Pearson correlation analysis found that ornithine was positively correlated with SULT1C3, GSTT1L and g_Lactobacillus, and negatively correlated with CALB1. PE was negatively correlated with CALB1 and CHAC1, and positively with g_Alistipes. In conclusion, heat stress can generate large amounts of reactive oxygen and increase the types of harmful bacteria, reduce intestinal nutrient absorption and antioxidant capacity, and thereby damage intestinal health and immune function, and reduce growth performance indicators. This biological process is manifested in the complex regulation, providing a foundational theoretical basis for solving the problem of heat stress.","container-title":"Frontiers in Microbiology","DOI":"10.3389/fmicb.2023.1244004","ISSN":"1664-302X","journalAbbreviation":"Front. Microbiol.","language":"English","note":"publisher: Frontiers","source":"Frontiers","title":"Heat stress exposure cause alterations in intestinal microbiota, transcriptome, and metabolome of broilers","URL":"https://www.frontiersin.org/journals/microbiology/articles/10.3389/fmicb.2023.1244004/full","volume":"14","author":[{"family":"Liu","given":"Xuan"},{"family":"Ma","given":"Zhenhua"},{"family":"Wang","given":"Yanfei"},{"family":"Jia","given":"Hao"},{"family":"Wang","given":"Zheng"},{"family":"Zhang","given":"Lihuan"}],"accessed":{"date-parts":[["2025",5,13]]},"issued":{"date-parts":[["2023",9,19]]}}}],"schema":"https://github.com/citation-style-language/schema/raw/master/csl-citation.json"} </w:instrText>
       </w:r>
       <w:r>
         <w:fldChar w:fldCharType="separate"/>
@@ -1205,7 +1221,14 @@
         <w:rPr>
           <w:noProof/>
         </w:rPr>
-        <w:t>(Chen et al., 2018; Yu et al., 2024)</w:t>
+        <w:t xml:space="preserve">(Chen et </w:t>
+      </w:r>
+      <w:r>
+        <w:rPr>
+          <w:noProof/>
+        </w:rPr>
+        <w:lastRenderedPageBreak/>
+        <w:t>al., 2018; Yu et al., 2024)</w:t>
       </w:r>
       <w:r>
         <w:fldChar w:fldCharType="end"/>
@@ -1221,47 +1244,46 @@
       <w:pPr>
         <w:ind w:firstLine="720"/>
       </w:pPr>
-      <w:commentRangeStart w:id="22"/>
-      <w:commentRangeStart w:id="23"/>
-      <w:r>
-        <w:lastRenderedPageBreak/>
-        <w:t>These relationships suggest that heat stress may initiate a physiological cascade that disrupts redox balance, alters microbiome composition, and activates immune responses, compromising the gut microbiome’s ability to perform functions essential to host health</w:t>
-      </w:r>
-      <w:commentRangeEnd w:id="22"/>
-      <w:r>
-        <w:rPr>
-          <w:rStyle w:val="CommentReference"/>
-        </w:rPr>
-        <w:commentReference w:id="22"/>
-      </w:r>
-      <w:commentRangeEnd w:id="23"/>
-      <w:r>
-        <w:rPr>
-          <w:rStyle w:val="CommentReference"/>
-        </w:rPr>
-        <w:commentReference w:id="23"/>
-      </w:r>
-      <w:r>
-        <w:t xml:space="preserve">. Because microbiome-host relationships are bidirectional (), each change likely amplifies the others, creating a feedback loop that increases the risk of chronic gut inflammation during extended periods of </w:t>
-      </w:r>
       <w:commentRangeStart w:id="24"/>
       <w:commentRangeStart w:id="25"/>
       <w:r>
+        <w:t>These relationships suggest that heat stress may initiate a physiological cascade that disrupts redox balance, alters microbiome composition, and activates immune responses, compromising the gut microbiome’s ability to perform functions essential to host health</w:t>
+      </w:r>
+      <w:commentRangeEnd w:id="24"/>
+      <w:r>
+        <w:rPr>
+          <w:rStyle w:val="CommentReference"/>
+        </w:rPr>
+        <w:commentReference w:id="24"/>
+      </w:r>
+      <w:commentRangeEnd w:id="25"/>
+      <w:r>
+        <w:rPr>
+          <w:rStyle w:val="CommentReference"/>
+        </w:rPr>
+        <w:commentReference w:id="25"/>
+      </w:r>
+      <w:r>
+        <w:t xml:space="preserve">. Because microbiome-host relationships are bidirectional (), each change likely amplifies the others, creating a feedback loop that increases the risk of chronic gut inflammation during extended periods of </w:t>
+      </w:r>
+      <w:commentRangeStart w:id="26"/>
+      <w:commentRangeStart w:id="27"/>
+      <w:r>
         <w:t xml:space="preserve">high temperatures. </w:t>
       </w:r>
-      <w:commentRangeEnd w:id="24"/>
-      <w:r>
-        <w:rPr>
-          <w:rStyle w:val="CommentReference"/>
-        </w:rPr>
-        <w:commentReference w:id="24"/>
-      </w:r>
-      <w:commentRangeEnd w:id="25"/>
-      <w:r>
-        <w:rPr>
-          <w:rStyle w:val="CommentReference"/>
-        </w:rPr>
-        <w:commentReference w:id="25"/>
+      <w:commentRangeEnd w:id="26"/>
+      <w:r>
+        <w:rPr>
+          <w:rStyle w:val="CommentReference"/>
+        </w:rPr>
+        <w:commentReference w:id="26"/>
+      </w:r>
+      <w:commentRangeEnd w:id="27"/>
+      <w:r>
+        <w:rPr>
+          <w:rStyle w:val="CommentReference"/>
+        </w:rPr>
+        <w:commentReference w:id="27"/>
       </w:r>
       <w:r>
         <w:t xml:space="preserve">Since these interactions have been studied almost exclusively in clinical and laboratory contexts, </w:t>
@@ -1275,28 +1297,28 @@
       <w:r>
         <w:t>Further, most research on heat-induced microbiome disruption has focused either on ectotherms (e.g., amphibians, fish, reptiles), to understand how the microbiome influences vulnerability to heat in species that lack internal thermoregulation, or on livestock</w:t>
       </w:r>
-      <w:moveToRangeStart w:id="26" w:author="Marshall, Andrew" w:date="2025-06-09T11:27:00Z" w:name="move200360873"/>
-      <w:moveTo w:id="27" w:author="Marshall, Andrew" w:date="2025-06-09T11:27:00Z" w16du:dateUtc="2025-06-09T15:27:00Z">
+      <w:moveToRangeStart w:id="28" w:author="Marshall, Andrew" w:date="2025-06-09T11:27:00Z" w:name="move200360873"/>
+      <w:moveTo w:id="29" w:author="Marshall, Andrew" w:date="2025-06-09T11:27:00Z" w16du:dateUtc="2025-06-09T15:27:00Z">
         <w:r>
           <w:t xml:space="preserve"> (e.g., pigs, cows, birds)</w:t>
         </w:r>
-        <w:del w:id="28" w:author="Marshall, Andrew" w:date="2025-06-09T11:27:00Z" w16du:dateUtc="2025-06-09T15:27:00Z">
+        <w:del w:id="30" w:author="Marshall, Andrew" w:date="2025-06-09T11:27:00Z" w16du:dateUtc="2025-06-09T15:27:00Z">
           <w:r>
             <w:delText>.</w:delText>
           </w:r>
         </w:del>
       </w:moveTo>
-      <w:moveToRangeEnd w:id="26"/>
+      <w:moveToRangeEnd w:id="28"/>
       <w:r>
         <w:t>, to evaluate whether microbiome changes contribute to productivity loss during heat stress</w:t>
       </w:r>
-      <w:ins w:id="29" w:author="Marshall, Andrew" w:date="2025-06-09T11:27:00Z" w16du:dateUtc="2025-06-09T15:27:00Z">
+      <w:ins w:id="31" w:author="Marshall, Andrew" w:date="2025-06-09T11:27:00Z" w16du:dateUtc="2025-06-09T15:27:00Z">
         <w:r>
           <w:t xml:space="preserve">. </w:t>
         </w:r>
       </w:ins>
-      <w:moveFromRangeStart w:id="30" w:author="Marshall, Andrew" w:date="2025-06-09T11:27:00Z" w:name="move200360873"/>
-      <w:moveFrom w:id="31" w:author="Marshall, Andrew" w:date="2025-06-09T11:27:00Z" w16du:dateUtc="2025-06-09T15:27:00Z">
+      <w:moveFromRangeStart w:id="32" w:author="Marshall, Andrew" w:date="2025-06-09T11:27:00Z" w:name="move200360873"/>
+      <w:moveFrom w:id="33" w:author="Marshall, Andrew" w:date="2025-06-09T11:27:00Z" w16du:dateUtc="2025-06-09T15:27:00Z">
         <w:r>
           <w:t xml:space="preserve"> (</w:t>
         </w:r>
@@ -1313,14 +1335,9 @@
           <w:t xml:space="preserve"> </w:t>
         </w:r>
       </w:moveFrom>
-      <w:moveFromRangeEnd w:id="30"/>
-      <w:proofErr w:type="spellStart"/>
-      <w:r>
-        <w:t>While</w:t>
-      </w:r>
-      <w:proofErr w:type="spellEnd"/>
-      <w:r>
-        <w:t xml:space="preserve"> controlled experiments are valuable for identifying mechanistic links between heat and </w:t>
+      <w:moveFromRangeEnd w:id="32"/>
+      <w:r>
+        <w:t xml:space="preserve">While controlled experiments are valuable for identifying mechanistic links between heat and </w:t>
       </w:r>
       <w:r>
         <w:t xml:space="preserve">the </w:t>
@@ -1328,7 +1345,7 @@
       <w:r>
         <w:t xml:space="preserve">microbiome, </w:t>
       </w:r>
-      <w:commentRangeStart w:id="32"/>
+      <w:commentRangeStart w:id="34"/>
       <w:r>
         <w:t xml:space="preserve">they </w:t>
       </w:r>
@@ -1338,12 +1355,12 @@
       <w:r>
         <w:t xml:space="preserve"> limited insight into why these relationships evolved </w:t>
       </w:r>
-      <w:commentRangeEnd w:id="32"/>
-      <w:r>
-        <w:rPr>
-          <w:rStyle w:val="CommentReference"/>
-        </w:rPr>
-        <w:commentReference w:id="32"/>
+      <w:commentRangeEnd w:id="34"/>
+      <w:r>
+        <w:rPr>
+          <w:rStyle w:val="CommentReference"/>
+        </w:rPr>
+        <w:commentReference w:id="34"/>
       </w:r>
       <w:r>
         <w:t xml:space="preserve">and how they function in an ecologically relevant context. Additionally, it is becoming more clear that endotherms are also physiologically vulnerable to heat stress (Lovegrove et al., 2014; Lucore et al., 2024; </w:t>
@@ -1361,8 +1378,8 @@
       <w:pPr>
         <w:ind w:firstLine="720"/>
       </w:pPr>
-      <w:commentRangeStart w:id="33"/>
-      <w:commentRangeStart w:id="34"/>
+      <w:commentRangeStart w:id="35"/>
+      <w:commentRangeStart w:id="36"/>
       <w:r>
         <w:t xml:space="preserve">Here, we assess if temperature is an important predictor for explaining gut microbiome composition and metabolic function in a wild population of capuchin monkeys, </w:t>
       </w:r>
@@ -1376,19 +1393,19 @@
       <w:r>
         <w:t xml:space="preserve">, in Costa Rica. </w:t>
       </w:r>
-      <w:commentRangeEnd w:id="33"/>
-      <w:r>
-        <w:rPr>
-          <w:rStyle w:val="CommentReference"/>
-        </w:rPr>
-        <w:commentReference w:id="33"/>
-      </w:r>
-      <w:commentRangeEnd w:id="34"/>
-      <w:r>
-        <w:rPr>
-          <w:rStyle w:val="CommentReference"/>
-        </w:rPr>
-        <w:commentReference w:id="34"/>
+      <w:commentRangeEnd w:id="35"/>
+      <w:r>
+        <w:rPr>
+          <w:rStyle w:val="CommentReference"/>
+        </w:rPr>
+        <w:commentReference w:id="35"/>
+      </w:r>
+      <w:commentRangeEnd w:id="36"/>
+      <w:r>
+        <w:rPr>
+          <w:rStyle w:val="CommentReference"/>
+        </w:rPr>
+        <w:commentReference w:id="36"/>
       </w:r>
       <w:r>
         <w:t xml:space="preserve">Much of primate gut microbiome research has examined how broad ecological factors—such as seasonality </w:t>
@@ -1435,27 +1452,27 @@
       <w:r>
         <w:t xml:space="preserve">, and </w:t>
       </w:r>
-      <w:del w:id="35" w:author="Marshall, Andrew" w:date="2025-06-05T11:40:00Z" w16du:dateUtc="2025-06-05T15:40:00Z">
+      <w:del w:id="37" w:author="Marshall, Andrew" w:date="2025-06-05T11:40:00Z" w16du:dateUtc="2025-06-05T15:40:00Z">
         <w:r>
           <w:delText>cross-site variation</w:delText>
         </w:r>
       </w:del>
-      <w:ins w:id="36" w:author="Marshall, Andrew" w:date="2025-06-05T11:40:00Z" w16du:dateUtc="2025-06-05T15:40:00Z">
+      <w:ins w:id="38" w:author="Marshall, Andrew" w:date="2025-06-05T11:40:00Z" w16du:dateUtc="2025-06-05T15:40:00Z">
         <w:r>
           <w:t>l</w:t>
         </w:r>
-        <w:commentRangeStart w:id="37"/>
+        <w:commentRangeStart w:id="39"/>
         <w:r>
           <w:t xml:space="preserve">ocal ecological conditions </w:t>
         </w:r>
       </w:ins>
-      <w:commentRangeEnd w:id="37"/>
-      <w:ins w:id="38" w:author="Marshall, Andrew" w:date="2025-06-05T11:42:00Z" w16du:dateUtc="2025-06-05T15:42:00Z">
+      <w:commentRangeEnd w:id="39"/>
+      <w:ins w:id="40" w:author="Marshall, Andrew" w:date="2025-06-05T11:42:00Z" w16du:dateUtc="2025-06-05T15:42:00Z">
         <w:r>
           <w:rPr>
             <w:rStyle w:val="CommentReference"/>
           </w:rPr>
-          <w:commentReference w:id="37"/>
+          <w:commentReference w:id="39"/>
         </w:r>
       </w:ins>
       <w:r>
@@ -1482,19 +1499,19 @@
       <w:r>
         <w:t xml:space="preserve"> </w:t>
       </w:r>
-      <w:commentRangeStart w:id="39"/>
+      <w:commentRangeStart w:id="41"/>
       <w:r>
         <w:t>We also examine whether host immunity is associated with the gut microbiome’s relationship with temperature to evaluate the interplay between temperature, the gut microbiome, and microbiome-immune homeostasis.</w:t>
       </w:r>
       <w:r>
         <w:t xml:space="preserve"> </w:t>
       </w:r>
-      <w:commentRangeEnd w:id="39"/>
-      <w:r>
-        <w:rPr>
-          <w:rStyle w:val="CommentReference"/>
-        </w:rPr>
-        <w:commentReference w:id="39"/>
+      <w:commentRangeEnd w:id="41"/>
+      <w:r>
+        <w:rPr>
+          <w:rStyle w:val="CommentReference"/>
+        </w:rPr>
+        <w:commentReference w:id="41"/>
       </w:r>
       <w:r>
         <w:t>We measure host immunity using neopterin, a b</w:t>
@@ -1505,21 +1522,21 @@
       <w:r>
         <w:t xml:space="preserve">product of macrophage </w:t>
       </w:r>
-      <w:commentRangeStart w:id="40"/>
+      <w:commentRangeStart w:id="42"/>
       <w:r>
         <w:t>activity</w:t>
       </w:r>
-      <w:commentRangeEnd w:id="40"/>
-      <w:r>
-        <w:rPr>
-          <w:rStyle w:val="CommentReference"/>
-        </w:rPr>
-        <w:commentReference w:id="40"/>
+      <w:commentRangeEnd w:id="42"/>
+      <w:r>
+        <w:rPr>
+          <w:rStyle w:val="CommentReference"/>
+        </w:rPr>
+        <w:commentReference w:id="42"/>
       </w:r>
       <w:r>
         <w:t xml:space="preserve"> </w:t>
       </w:r>
-      <w:del w:id="41" w:author="Marshall, Andrew" w:date="2025-06-09T11:33:00Z" w16du:dateUtc="2025-06-09T15:33:00Z">
+      <w:del w:id="43" w:author="Marshall, Andrew" w:date="2025-06-09T11:33:00Z" w16du:dateUtc="2025-06-09T15:33:00Z">
         <w:r>
           <w:delText xml:space="preserve">when stimulated by interferon-gamma produced by </w:delText>
         </w:r>
@@ -1566,7 +1583,7 @@
       <w:r>
         <w:t xml:space="preserve">. </w:t>
       </w:r>
-      <w:commentRangeStart w:id="42"/>
+      <w:commentRangeStart w:id="44"/>
       <w:r>
         <w:t xml:space="preserve">The gastrointestinal tract harbors the highest density of macrophages in the body, as they play a central role in host containment of </w:t>
       </w:r>
@@ -1624,12 +1641,12 @@
       <w:r>
         <w:t>Therefore, neopterin is likely a valuable indicator of intestinal immune activity and bidirectional relationships between host immunity and the gut microbes</w:t>
       </w:r>
-      <w:commentRangeEnd w:id="42"/>
-      <w:r>
-        <w:rPr>
-          <w:rStyle w:val="CommentReference"/>
-        </w:rPr>
-        <w:commentReference w:id="42"/>
+      <w:commentRangeEnd w:id="44"/>
+      <w:r>
+        <w:rPr>
+          <w:rStyle w:val="CommentReference"/>
+        </w:rPr>
+        <w:commentReference w:id="44"/>
       </w:r>
       <w:r>
         <w:t xml:space="preserve">. </w:t>
@@ -1684,7 +1701,7 @@
       <w:pPr>
         <w:ind w:firstLine="720"/>
       </w:pPr>
-      <w:commentRangeStart w:id="43"/>
+      <w:commentRangeStart w:id="45"/>
       <w:r>
         <w:t>Our study has two main goals (1) to assess the influence of temperature on the gut microbiome in a wild primate population and (2) to examine how gut microbiome respons</w:t>
       </w:r>
@@ -1704,7 +1721,11 @@
         <w:t>s</w:t>
       </w:r>
       <w:r>
-        <w:t xml:space="preserve"> to host immunity. To address these questions, we analyzed 11 months of paired fecal and urine samples from 36 individually identified white-faced capuchin monkeys living in tropical dry forest fragments in Northwestern Costa Rica.</w:t>
+        <w:t xml:space="preserve"> to host immunity. To address these questions, we analyzed 11 months of paired fecal and urine samples from 36 individually identified white-faced capuchin monkeys </w:t>
+      </w:r>
+      <w:r>
+        <w:lastRenderedPageBreak/>
+        <w:t>living in tropical dry forest fragments in Northwestern Costa Rica.</w:t>
       </w:r>
       <w:r>
         <w:t xml:space="preserve"> </w:t>
@@ -1728,11 +1749,7 @@
         <w:t>ing</w:t>
       </w:r>
       <w:r>
-        <w:t xml:space="preserve"> the effects of heat stress. Further, </w:t>
-      </w:r>
-      <w:r>
-        <w:lastRenderedPageBreak/>
-        <w:t>season is reliably measured by rain</w:t>
+        <w:t xml:space="preserve"> the effects of heat stress. Further, season is reliably measured by rain</w:t>
       </w:r>
       <w:r>
         <w:t>,</w:t>
@@ -1752,12 +1769,12 @@
       <w:r>
         <w:t xml:space="preserve">. </w:t>
       </w:r>
-      <w:commentRangeEnd w:id="43"/>
-      <w:r>
-        <w:rPr>
-          <w:rStyle w:val="CommentReference"/>
-        </w:rPr>
-        <w:commentReference w:id="43"/>
+      <w:commentRangeEnd w:id="45"/>
+      <w:r>
+        <w:rPr>
+          <w:rStyle w:val="CommentReference"/>
+        </w:rPr>
+        <w:commentReference w:id="45"/>
       </w:r>
       <w:r>
         <w:t>We</w:t>
@@ -1777,7 +1794,7 @@
       <w:r>
         <w:t xml:space="preserve">). </w:t>
       </w:r>
-      <w:bookmarkStart w:id="44" w:name="_Hlk200016405"/>
+      <w:bookmarkStart w:id="46" w:name="_Hlk200016405"/>
       <w:r>
         <w:t xml:space="preserve">Our results highlight the crucial role of temperature in shaping essential gut microbiome functions in wild endotherms and demonstrate how temperature is related to microbiome-immune interactions that </w:t>
       </w:r>
@@ -1793,34 +1810,34 @@
       <w:r>
         <w:t xml:space="preserve">. These findings provide key insight into how rising temperatures due to climate change may affect wild animals via microbiome-mediated </w:t>
       </w:r>
-      <w:commentRangeStart w:id="45"/>
+      <w:commentRangeStart w:id="47"/>
       <w:r>
         <w:t>mechanisms</w:t>
       </w:r>
-      <w:bookmarkEnd w:id="44"/>
+      <w:bookmarkEnd w:id="46"/>
       <w:r>
         <w:t>.</w:t>
       </w:r>
-      <w:commentRangeEnd w:id="45"/>
-      <w:r>
-        <w:rPr>
-          <w:rStyle w:val="CommentReference"/>
-        </w:rPr>
-        <w:commentReference w:id="45"/>
+      <w:commentRangeEnd w:id="47"/>
+      <w:r>
+        <w:rPr>
+          <w:rStyle w:val="CommentReference"/>
+        </w:rPr>
+        <w:commentReference w:id="47"/>
       </w:r>
     </w:p>
     <w:p/>
     <w:p>
-      <w:commentRangeStart w:id="46"/>
+      <w:commentRangeStart w:id="48"/>
       <w:r>
         <w:t xml:space="preserve">Results: </w:t>
       </w:r>
-      <w:commentRangeEnd w:id="46"/>
-      <w:r>
-        <w:rPr>
-          <w:rStyle w:val="CommentReference"/>
-        </w:rPr>
-        <w:commentReference w:id="46"/>
+      <w:commentRangeEnd w:id="48"/>
+      <w:r>
+        <w:rPr>
+          <w:rStyle w:val="CommentReference"/>
+        </w:rPr>
+        <w:commentReference w:id="48"/>
       </w:r>
     </w:p>
     <w:p>
@@ -1841,7 +1858,7 @@
         </w:rPr>
         <w:t xml:space="preserve"> taxonomic and </w:t>
       </w:r>
-      <w:commentRangeStart w:id="47"/>
+      <w:commentRangeStart w:id="49"/>
       <w:r>
         <w:rPr>
           <w:u w:val="single"/>
@@ -1854,12 +1871,12 @@
         </w:rPr>
         <w:t xml:space="preserve"> composition </w:t>
       </w:r>
-      <w:commentRangeEnd w:id="47"/>
-      <w:r>
-        <w:rPr>
-          <w:rStyle w:val="CommentReference"/>
-        </w:rPr>
-        <w:commentReference w:id="47"/>
+      <w:commentRangeEnd w:id="49"/>
+      <w:r>
+        <w:rPr>
+          <w:rStyle w:val="CommentReference"/>
+        </w:rPr>
+        <w:commentReference w:id="49"/>
       </w:r>
       <w:r>
         <w:rPr>
@@ -1895,7 +1912,7 @@
         <w:tab/>
         <w:t>We found a strong relationship between temperature and both taxonomic and functional community-level diversity</w:t>
       </w:r>
-      <w:ins w:id="48" w:author="Marshall, Andrew" w:date="2025-06-09T11:50:00Z" w16du:dateUtc="2025-06-09T15:50:00Z">
+      <w:ins w:id="50" w:author="Marshall, Andrew" w:date="2025-06-09T11:50:00Z" w16du:dateUtc="2025-06-09T15:50:00Z">
         <w:r>
           <w:t xml:space="preserve"> in the gut microbiome</w:t>
         </w:r>
@@ -1903,7 +1920,7 @@
       <w:r>
         <w:t>. To assess this relationship, we compared a baseline model that accounted for known predictors of microbiome composition (sex, social group, diet, and season) to a model that included both the baseline predictors and temperature. For taxonomic community composition, the</w:t>
       </w:r>
-      <w:ins w:id="49" w:author="Marshall, Andrew" w:date="2025-06-05T13:54:00Z" w16du:dateUtc="2025-06-05T17:54:00Z">
+      <w:ins w:id="51" w:author="Marshall, Andrew" w:date="2025-06-05T13:54:00Z" w16du:dateUtc="2025-06-05T17:54:00Z">
         <w:r>
           <w:t xml:space="preserve"> model including</w:t>
         </w:r>
@@ -1911,26 +1928,12 @@
       <w:r>
         <w:t xml:space="preserve"> temperature </w:t>
       </w:r>
-      <w:commentRangeStart w:id="50"/>
-      <w:commentRangeStart w:id="51"/>
       <w:commentRangeStart w:id="52"/>
+      <w:commentRangeStart w:id="53"/>
+      <w:commentRangeStart w:id="54"/>
       <w:r>
         <w:t>provided the best fit</w:t>
       </w:r>
-      <w:commentRangeEnd w:id="50"/>
-      <w:r>
-        <w:rPr>
-          <w:rStyle w:val="CommentReference"/>
-        </w:rPr>
-        <w:commentReference w:id="50"/>
-      </w:r>
-      <w:commentRangeEnd w:id="51"/>
-      <w:r>
-        <w:rPr>
-          <w:rStyle w:val="CommentReference"/>
-        </w:rPr>
-        <w:commentReference w:id="51"/>
-      </w:r>
       <w:commentRangeEnd w:id="52"/>
       <w:r>
         <w:rPr>
@@ -1938,6 +1941,20 @@
         </w:rPr>
         <w:commentReference w:id="52"/>
       </w:r>
+      <w:commentRangeEnd w:id="53"/>
+      <w:r>
+        <w:rPr>
+          <w:rStyle w:val="CommentReference"/>
+        </w:rPr>
+        <w:commentReference w:id="53"/>
+      </w:r>
+      <w:commentRangeEnd w:id="54"/>
+      <w:r>
+        <w:rPr>
+          <w:rStyle w:val="CommentReference"/>
+        </w:rPr>
+        <w:commentReference w:id="54"/>
+      </w:r>
       <w:r>
         <w:t xml:space="preserve"> </w:t>
       </w:r>
@@ -1950,7 +1967,7 @@
       <w:r>
         <w:t xml:space="preserve">community-level indices, accounting for 100% of the model weight for </w:t>
       </w:r>
-      <w:commentRangeStart w:id="53"/>
+      <w:commentRangeStart w:id="55"/>
       <w:r>
         <w:t>every</w:t>
       </w:r>
@@ -1963,12 +1980,12 @@
       <w:r>
         <w:t xml:space="preserve"> </w:t>
       </w:r>
-      <w:commentRangeEnd w:id="53"/>
-      <w:r>
-        <w:rPr>
-          <w:rStyle w:val="CommentReference"/>
-        </w:rPr>
-        <w:commentReference w:id="53"/>
+      <w:commentRangeEnd w:id="55"/>
+      <w:r>
+        <w:rPr>
+          <w:rStyle w:val="CommentReference"/>
+        </w:rPr>
+        <w:commentReference w:id="55"/>
       </w:r>
       <w:r>
         <w:t>and alpha diversity metric</w:t>
@@ -2024,7 +2041,7 @@
       <w:r>
         <w:t xml:space="preserve"> </w:t>
       </w:r>
-      <w:commentRangeStart w:id="54"/>
+      <w:commentRangeStart w:id="56"/>
       <w:r>
         <w:t>This suggests that higher temperatures are associated with reductions in both taxonomic richness and evenness, as</w:t>
       </w:r>
@@ -2034,12 +2051,12 @@
       <w:r>
         <w:t xml:space="preserve">observed richness reflects the total number of ASVs while Shannon’s diversity considers both richness and evenness. </w:t>
       </w:r>
-      <w:commentRangeEnd w:id="54"/>
-      <w:r>
-        <w:rPr>
-          <w:rStyle w:val="CommentReference"/>
-        </w:rPr>
-        <w:commentReference w:id="54"/>
+      <w:commentRangeEnd w:id="56"/>
+      <w:r>
+        <w:rPr>
+          <w:rStyle w:val="CommentReference"/>
+        </w:rPr>
+        <w:commentReference w:id="56"/>
       </w:r>
     </w:p>
     <w:p>
@@ -2058,16 +2075,16 @@
       <w:r>
         <w:t xml:space="preserve"> for </w:t>
       </w:r>
-      <w:commentRangeStart w:id="55"/>
+      <w:commentRangeStart w:id="57"/>
       <w:r>
         <w:t xml:space="preserve">every principal component axis </w:t>
       </w:r>
-      <w:commentRangeEnd w:id="55"/>
-      <w:r>
-        <w:rPr>
-          <w:rStyle w:val="CommentReference"/>
-        </w:rPr>
-        <w:commentReference w:id="55"/>
+      <w:commentRangeEnd w:id="57"/>
+      <w:r>
+        <w:rPr>
+          <w:rStyle w:val="CommentReference"/>
+        </w:rPr>
+        <w:commentReference w:id="57"/>
       </w:r>
       <w:r>
         <w:t xml:space="preserve">and the total number of observed pathways, accounting for at least 96% of the model weight. </w:t>
@@ -2087,7 +2104,7 @@
       <w:r>
         <w:t xml:space="preserve"> accounting for 77% of the model weight (Fig. 1D). Therefore, temperature is associated with shifts in individual metabolic pathways substantial enough to affect community-level beta diversity, but</w:t>
       </w:r>
-      <w:del w:id="56" w:author="Marshall, Andrew" w:date="2025-06-09T11:58:00Z" w16du:dateUtc="2025-06-09T15:58:00Z">
+      <w:del w:id="58" w:author="Marshall, Andrew" w:date="2025-06-09T11:58:00Z" w16du:dateUtc="2025-06-09T15:58:00Z">
         <w:r>
           <w:delText>,</w:delText>
         </w:r>
@@ -2161,19 +2178,19 @@
       <w:r>
         <w:t xml:space="preserve">zero. (Fig. 1C). </w:t>
       </w:r>
-      <w:commentRangeStart w:id="57"/>
+      <w:commentRangeStart w:id="59"/>
       <w:r>
         <w:t>T</w:t>
       </w:r>
       <w:r>
         <w:t>ogether, these results suggest that higher temperatures may reduce the number of unique metabolic pathways but are not associated with changes in pathway evenness</w:t>
       </w:r>
-      <w:commentRangeEnd w:id="57"/>
-      <w:r>
-        <w:rPr>
-          <w:rStyle w:val="CommentReference"/>
-        </w:rPr>
-        <w:commentReference w:id="57"/>
+      <w:commentRangeEnd w:id="59"/>
+      <w:r>
+        <w:rPr>
+          <w:rStyle w:val="CommentReference"/>
+        </w:rPr>
+        <w:commentReference w:id="59"/>
       </w:r>
       <w:r>
         <w:t>.</w:t>
@@ -2191,6 +2208,7 @@
     </w:p>
     <w:p>
       <w:r>
+        <w:lastRenderedPageBreak/>
         <w:t xml:space="preserve">Temperature is also related to the abundance of individual taxa at both the family and genus levels. The temperature </w:t>
       </w:r>
       <w:r>
@@ -2218,11 +2236,7 @@
         <w:t xml:space="preserve"> </w:t>
       </w:r>
       <w:r>
-        <w:t xml:space="preserve">The relationship between abundance and </w:t>
-      </w:r>
-      <w:r>
-        <w:lastRenderedPageBreak/>
-        <w:t>temperature is primarily negative</w:t>
+        <w:t>The relationship between abundance and temperature is primarily negative</w:t>
       </w:r>
       <w:r>
         <w:t>, where</w:t>
@@ -2230,19 +2244,19 @@
       <w:r>
         <w:t xml:space="preserve"> 82 out of 93 taxa decline in abundance with rising temperatures </w:t>
       </w:r>
-      <w:commentRangeStart w:id="58"/>
+      <w:commentRangeStart w:id="60"/>
       <w:r>
         <w:t>(Table</w:t>
       </w:r>
       <w:r>
         <w:t xml:space="preserve"> 1S</w:t>
       </w:r>
-      <w:commentRangeEnd w:id="58"/>
-      <w:r>
-        <w:rPr>
-          <w:rStyle w:val="CommentReference"/>
-        </w:rPr>
-        <w:commentReference w:id="58"/>
+      <w:commentRangeEnd w:id="60"/>
+      <w:r>
+        <w:rPr>
+          <w:rStyle w:val="CommentReference"/>
+        </w:rPr>
+        <w:commentReference w:id="60"/>
       </w:r>
       <w:r>
         <w:t>). We used the model weights for the 97 genera to perform an ancestral state reconstruction and investigate the evolution of temperature sensitivity among</w:t>
@@ -2314,7 +2328,7 @@
       <w:r>
         <w:t xml:space="preserve"> </w:t>
       </w:r>
-      <w:commentRangeStart w:id="59"/>
+      <w:commentRangeStart w:id="61"/>
       <w:r>
         <w:t xml:space="preserve">Proteobacteria, which are primarily composed of facultative anaerobes (), may exhibit reduced sensitivity to temperature due to their ability to tolerate changing oxygen gradients, making them more resilient to redox </w:t>
       </w:r>
@@ -2324,12 +2338,12 @@
       <w:r>
         <w:t xml:space="preserve"> at high temperatures. </w:t>
       </w:r>
-      <w:commentRangeEnd w:id="59"/>
-      <w:r>
-        <w:rPr>
-          <w:rStyle w:val="CommentReference"/>
-        </w:rPr>
-        <w:commentReference w:id="59"/>
+      <w:commentRangeEnd w:id="61"/>
+      <w:r>
+        <w:rPr>
+          <w:rStyle w:val="CommentReference"/>
+        </w:rPr>
+        <w:commentReference w:id="61"/>
       </w:r>
       <w:r>
         <w:t xml:space="preserve"> </w:t>
@@ -2383,8 +2397,8 @@
       <w:r>
         <w:t xml:space="preserve"> with rising temperatures</w:t>
       </w:r>
-      <w:commentRangeStart w:id="60"/>
-      <w:commentRangeStart w:id="61"/>
+      <w:commentRangeStart w:id="62"/>
+      <w:commentRangeStart w:id="63"/>
       <w:r>
         <w:t>.</w:t>
       </w:r>
@@ -2574,19 +2588,19 @@
       <w:r>
         <w:t xml:space="preserve">sensitivity to oxygen may limit their ability to tolerate redox changes at high temperatures.  </w:t>
       </w:r>
-      <w:commentRangeEnd w:id="60"/>
-      <w:r>
-        <w:rPr>
-          <w:rStyle w:val="CommentReference"/>
-        </w:rPr>
-        <w:commentReference w:id="60"/>
-      </w:r>
-      <w:commentRangeEnd w:id="61"/>
-      <w:r>
-        <w:rPr>
-          <w:rStyle w:val="CommentReference"/>
-        </w:rPr>
-        <w:commentReference w:id="61"/>
+      <w:commentRangeEnd w:id="62"/>
+      <w:r>
+        <w:rPr>
+          <w:rStyle w:val="CommentReference"/>
+        </w:rPr>
+        <w:commentReference w:id="62"/>
+      </w:r>
+      <w:commentRangeEnd w:id="63"/>
+      <w:r>
+        <w:rPr>
+          <w:rStyle w:val="CommentReference"/>
+        </w:rPr>
+        <w:commentReference w:id="63"/>
       </w:r>
     </w:p>
     <w:p>
@@ -2608,7 +2622,7 @@
       <w:r>
         <w:t xml:space="preserve">50% of the model weight (sup table). To facilitate </w:t>
       </w:r>
-      <w:del w:id="62" w:author="Marshall, Andrew" w:date="2025-06-09T12:08:00Z" w16du:dateUtc="2025-06-09T16:08:00Z">
+      <w:del w:id="64" w:author="Marshall, Andrew" w:date="2025-06-09T12:08:00Z" w16du:dateUtc="2025-06-09T16:08:00Z">
         <w:r>
           <w:delText xml:space="preserve">downstream </w:delText>
         </w:r>
@@ -2640,65 +2654,65 @@
       <w:r>
         <w:t xml:space="preserve">For example, changes in lipid metabolism including an increase in </w:t>
       </w:r>
-      <w:commentRangeStart w:id="63"/>
-      <w:commentRangeStart w:id="64"/>
-      <w:r>
-        <w:t>fatty acids synthesis pathways like oleate, cis-</w:t>
-      </w:r>
-      <w:proofErr w:type="spellStart"/>
-      <w:r>
-        <w:t>vaccenate</w:t>
-      </w:r>
-      <w:proofErr w:type="spellEnd"/>
-      <w:r>
-        <w:t xml:space="preserve">, palmitoleate, stearate, and </w:t>
-      </w:r>
-      <w:proofErr w:type="spellStart"/>
-      <w:r>
-        <w:t>gondoate</w:t>
-      </w:r>
-      <w:commentRangeEnd w:id="63"/>
-      <w:proofErr w:type="spellEnd"/>
-      <w:r>
-        <w:rPr>
-          <w:rStyle w:val="CommentReference"/>
-        </w:rPr>
-        <w:commentReference w:id="63"/>
-      </w:r>
-      <w:commentRangeEnd w:id="64"/>
-      <w:r>
-        <w:rPr>
-          <w:rStyle w:val="CommentReference"/>
-        </w:rPr>
-        <w:commentReference w:id="64"/>
-      </w:r>
-      <w:r>
-        <w:t xml:space="preserve"> and lipid remodeling pathways such as </w:t>
-      </w:r>
-      <w:r>
-        <w:t xml:space="preserve">the </w:t>
-      </w:r>
-      <w:r>
-        <w:t xml:space="preserve">mevalonate pathway and downstream isoprenoid lipids synthesis, </w:t>
-      </w:r>
       <w:commentRangeStart w:id="65"/>
       <w:commentRangeStart w:id="66"/>
       <w:r>
+        <w:t>fatty acids synthesis pathways like oleate, cis-</w:t>
+      </w:r>
+      <w:proofErr w:type="spellStart"/>
+      <w:r>
+        <w:t>vaccenate</w:t>
+      </w:r>
+      <w:proofErr w:type="spellEnd"/>
+      <w:r>
+        <w:t xml:space="preserve">, palmitoleate, stearate, and </w:t>
+      </w:r>
+      <w:proofErr w:type="spellStart"/>
+      <w:r>
+        <w:t>gondoate</w:t>
+      </w:r>
+      <w:commentRangeEnd w:id="65"/>
+      <w:proofErr w:type="spellEnd"/>
+      <w:r>
+        <w:rPr>
+          <w:rStyle w:val="CommentReference"/>
+        </w:rPr>
+        <w:commentReference w:id="65"/>
+      </w:r>
+      <w:commentRangeEnd w:id="66"/>
+      <w:r>
+        <w:rPr>
+          <w:rStyle w:val="CommentReference"/>
+        </w:rPr>
+        <w:commentReference w:id="66"/>
+      </w:r>
+      <w:r>
+        <w:t xml:space="preserve"> and lipid remodeling pathways such as </w:t>
+      </w:r>
+      <w:r>
+        <w:t xml:space="preserve">the </w:t>
+      </w:r>
+      <w:r>
+        <w:t xml:space="preserve">mevalonate pathway and downstream isoprenoid lipids synthesis, </w:t>
+      </w:r>
+      <w:commentRangeStart w:id="67"/>
+      <w:commentRangeStart w:id="68"/>
+      <w:r>
         <w:t xml:space="preserve">may help maintain cytoplasmic membrane integrity at high temperatures </w:t>
       </w:r>
-      <w:commentRangeEnd w:id="65"/>
-      <w:r>
-        <w:rPr>
-          <w:rStyle w:val="CommentReference"/>
-        </w:rPr>
-        <w:commentReference w:id="65"/>
-      </w:r>
-      <w:commentRangeEnd w:id="66"/>
-      <w:r>
-        <w:rPr>
-          <w:rStyle w:val="CommentReference"/>
-        </w:rPr>
-        <w:commentReference w:id="66"/>
+      <w:commentRangeEnd w:id="67"/>
+      <w:r>
+        <w:rPr>
+          <w:rStyle w:val="CommentReference"/>
+        </w:rPr>
+        <w:commentReference w:id="67"/>
+      </w:r>
+      <w:commentRangeEnd w:id="68"/>
+      <w:r>
+        <w:rPr>
+          <w:rStyle w:val="CommentReference"/>
+        </w:rPr>
+        <w:commentReference w:id="68"/>
       </w:r>
       <w:r>
         <w:t xml:space="preserve">(Fig </w:t>
@@ -2709,7 +2723,7 @@
       <w:r>
         <w:t>A</w:t>
       </w:r>
-      <w:commentRangeStart w:id="67"/>
+      <w:commentRangeStart w:id="69"/>
       <w:r>
         <w:t>)</w:t>
       </w:r>
@@ -2734,12 +2748,12 @@
       <w:r>
         <w:t xml:space="preserve">. </w:t>
       </w:r>
-      <w:commentRangeEnd w:id="67"/>
-      <w:r>
-        <w:rPr>
-          <w:rStyle w:val="CommentReference"/>
-        </w:rPr>
-        <w:commentReference w:id="67"/>
+      <w:commentRangeEnd w:id="69"/>
+      <w:r>
+        <w:rPr>
+          <w:rStyle w:val="CommentReference"/>
+        </w:rPr>
+        <w:commentReference w:id="69"/>
       </w:r>
       <w:r>
         <w:t>However, a decrease in pathways involved in lipid catabolism and recycling including fatty acid β-oxidation, fatty acid salvage, and phospholipid turnover likely impair</w:t>
@@ -2886,18 +2900,22 @@
         <w:t xml:space="preserve">. Since fiber fermentation </w:t>
       </w:r>
       <w:r>
-        <w:t xml:space="preserve">creates SCFAs which are crucial energy sources, extended periods of high temperatures may eventually cause a decline in overall energy </w:t>
-      </w:r>
-      <w:commentRangeStart w:id="68"/>
+        <w:t xml:space="preserve">creates </w:t>
+      </w:r>
+      <w:r>
+        <w:lastRenderedPageBreak/>
+        <w:t xml:space="preserve">SCFAs which are crucial energy sources, extended periods of high temperatures may eventually cause a decline in overall energy </w:t>
+      </w:r>
+      <w:commentRangeStart w:id="70"/>
       <w:r>
         <w:t>availability</w:t>
       </w:r>
-      <w:commentRangeEnd w:id="68"/>
-      <w:r>
-        <w:rPr>
-          <w:rStyle w:val="CommentReference"/>
-        </w:rPr>
-        <w:commentReference w:id="68"/>
+      <w:commentRangeEnd w:id="70"/>
+      <w:r>
+        <w:rPr>
+          <w:rStyle w:val="CommentReference"/>
+        </w:rPr>
+        <w:commentReference w:id="70"/>
       </w:r>
       <w:r>
         <w:t xml:space="preserve"> (). </w:t>
@@ -2907,8 +2925,8 @@
       <w:pPr>
         <w:ind w:firstLine="720"/>
       </w:pPr>
-      <w:commentRangeStart w:id="69"/>
-      <w:commentRangeStart w:id="70"/>
+      <w:commentRangeStart w:id="71"/>
+      <w:commentRangeStart w:id="72"/>
       <w:r>
         <w:t xml:space="preserve">Some </w:t>
       </w:r>
@@ -2933,26 +2951,22 @@
       <w:r>
         <w:t xml:space="preserve"> affect microbial activity in ways that compromise the homeostasis of the gut environment. </w:t>
       </w:r>
-      <w:commentRangeEnd w:id="69"/>
-      <w:r>
-        <w:rPr>
-          <w:rStyle w:val="CommentReference"/>
-        </w:rPr>
-        <w:commentReference w:id="69"/>
-      </w:r>
-      <w:commentRangeEnd w:id="70"/>
-      <w:r>
-        <w:rPr>
-          <w:rStyle w:val="CommentReference"/>
-        </w:rPr>
-        <w:commentReference w:id="70"/>
-      </w:r>
-      <w:r>
-        <w:t xml:space="preserve">For </w:t>
-      </w:r>
-      <w:r>
-        <w:lastRenderedPageBreak/>
-        <w:t>example</w:t>
+      <w:commentRangeEnd w:id="71"/>
+      <w:r>
+        <w:rPr>
+          <w:rStyle w:val="CommentReference"/>
+        </w:rPr>
+        <w:commentReference w:id="71"/>
+      </w:r>
+      <w:commentRangeEnd w:id="72"/>
+      <w:r>
+        <w:rPr>
+          <w:rStyle w:val="CommentReference"/>
+        </w:rPr>
+        <w:commentReference w:id="72"/>
+      </w:r>
+      <w:r>
+        <w:t>For example</w:t>
       </w:r>
       <w:r>
         <w:t xml:space="preserve">, declines in pathways that support redox maintenance including the synthesis of cofactors such as B vitamins </w:t>
@@ -3107,7 +3121,7 @@
       <w:r>
         <w:t xml:space="preserve"> </w:t>
       </w:r>
-      <w:commentRangeStart w:id="71"/>
+      <w:commentRangeStart w:id="73"/>
       <w:r>
         <w:t xml:space="preserve">Unfortunately, this compensation is likely insufficient to prevent the accumulation of ROS as indicated by the concomitant increase in pathways involved in nucleotide mobilization including purine and pyrimidine de novo synthesis, nucleotide salvage, and recycling (Fig </w:t>
       </w:r>
@@ -3117,12 +3131,12 @@
       <w:r>
         <w:t>D</w:t>
       </w:r>
-      <w:commentRangeEnd w:id="71"/>
-      <w:r>
-        <w:rPr>
-          <w:rStyle w:val="CommentReference"/>
-        </w:rPr>
-        <w:commentReference w:id="71"/>
+      <w:commentRangeEnd w:id="73"/>
+      <w:r>
+        <w:rPr>
+          <w:rStyle w:val="CommentReference"/>
+        </w:rPr>
+        <w:commentReference w:id="73"/>
       </w:r>
       <w:r>
         <w:t>)</w:t>
@@ -3328,8 +3342,8 @@
       <w:r>
         <w:t xml:space="preserve"> and L-tryptophan biosynthesis, which leads to the production of indole derivatives that suppress pro-inflammatory cytokine </w:t>
       </w:r>
-      <w:commentRangeStart w:id="72"/>
-      <w:commentRangeStart w:id="73"/>
+      <w:commentRangeStart w:id="74"/>
+      <w:commentRangeStart w:id="75"/>
       <w:r>
         <w:t xml:space="preserve">signaling </w:t>
       </w:r>
@@ -3354,19 +3368,19 @@
       <w:r>
         <w:t xml:space="preserve">. </w:t>
       </w:r>
-      <w:commentRangeEnd w:id="72"/>
-      <w:r>
-        <w:rPr>
-          <w:rStyle w:val="CommentReference"/>
-        </w:rPr>
-        <w:commentReference w:id="72"/>
-      </w:r>
-      <w:commentRangeEnd w:id="73"/>
-      <w:r>
-        <w:rPr>
-          <w:rStyle w:val="CommentReference"/>
-        </w:rPr>
-        <w:commentReference w:id="73"/>
+      <w:commentRangeEnd w:id="74"/>
+      <w:r>
+        <w:rPr>
+          <w:rStyle w:val="CommentReference"/>
+        </w:rPr>
+        <w:commentReference w:id="74"/>
+      </w:r>
+      <w:commentRangeEnd w:id="75"/>
+      <w:r>
+        <w:rPr>
+          <w:rStyle w:val="CommentReference"/>
+        </w:rPr>
+        <w:commentReference w:id="75"/>
       </w:r>
     </w:p>
     <w:p/>
@@ -3376,7 +3390,7 @@
           <w:u w:val="single"/>
         </w:rPr>
       </w:pPr>
-      <w:commentRangeStart w:id="74"/>
+      <w:commentRangeStart w:id="76"/>
       <w:r>
         <w:rPr>
           <w:u w:val="single"/>
@@ -3425,12 +3439,12 @@
         </w:rPr>
         <w:t xml:space="preserve"> temperature</w:t>
       </w:r>
-      <w:commentRangeEnd w:id="74"/>
-      <w:r>
-        <w:rPr>
-          <w:rStyle w:val="CommentReference"/>
-        </w:rPr>
-        <w:commentReference w:id="74"/>
+      <w:commentRangeEnd w:id="76"/>
+      <w:r>
+        <w:rPr>
+          <w:rStyle w:val="CommentReference"/>
+        </w:rPr>
+        <w:commentReference w:id="76"/>
       </w:r>
     </w:p>
     <w:p>
@@ -3451,7 +3465,11 @@
     </w:p>
     <w:p>
       <w:r>
-        <w:t xml:space="preserve">To assess if neopterin concentration is associated with the gut microbiome’s relationship with temperature, we compared the temperature model that included known predictors of microbiome composition plus temperature to a model that included the baseline predictors and an interaction effect between temperature and neopterin concentration. For taxonomic composition, the interaction model provided the best fit </w:t>
+        <w:t xml:space="preserve">To assess if neopterin concentration is associated with the gut microbiome’s relationship with temperature, we compared the temperature model that included known predictors of microbiome composition plus temperature to a model that included the baseline predictors and an interaction </w:t>
+      </w:r>
+      <w:r>
+        <w:lastRenderedPageBreak/>
+        <w:t xml:space="preserve">effect between temperature and neopterin concentration. For taxonomic composition, the interaction model provided the best fit </w:t>
       </w:r>
       <w:r>
         <w:t xml:space="preserve">(controlling for complexity) </w:t>
@@ -3463,11 +3481,7 @@
         <w:t>2S</w:t>
       </w:r>
       <w:r>
-        <w:t xml:space="preserve">). Principal component 1 is the only component with confidence intervals that do not include zero but accounts for the </w:t>
-      </w:r>
-      <w:r>
-        <w:lastRenderedPageBreak/>
-        <w:t xml:space="preserve">greatest proportion of variance among all principal components. This result, along with the high model weight for every principal component, suggests that </w:t>
+        <w:t xml:space="preserve">). Principal component 1 is the only component with confidence intervals that do not include zero but accounts for the greatest proportion of variance among all principal components. This result, along with the high model weight for every principal component, suggests that </w:t>
       </w:r>
       <w:r>
         <w:t xml:space="preserve">the relationship between temperature and beta diversity is associated with neopterin. </w:t>
@@ -3561,7 +3575,7 @@
       <w:r>
         <w:t xml:space="preserve"> = -11.44)</w:t>
       </w:r>
-      <w:del w:id="75" w:author="Marshall, Andrew" w:date="2025-06-09T12:26:00Z" w16du:dateUtc="2025-06-09T16:26:00Z">
+      <w:del w:id="77" w:author="Marshall, Andrew" w:date="2025-06-09T12:26:00Z" w16du:dateUtc="2025-06-09T16:26:00Z">
         <w:r>
           <w:delText xml:space="preserve"> </w:delText>
         </w:r>
@@ -3655,24 +3669,24 @@
       <w:r>
         <w:t xml:space="preserve"> </w:t>
       </w:r>
-      <w:commentRangeStart w:id="76"/>
-      <w:commentRangeStart w:id="77"/>
+      <w:commentRangeStart w:id="78"/>
+      <w:commentRangeStart w:id="79"/>
       <w:r>
         <w:t>Together, these results likely reflect how the taxonomic response to rising temperatures influences intestinal macrophage activity, while intestinal immunity simultaneously shapes the taxonomic response to temperature.</w:t>
       </w:r>
-      <w:commentRangeEnd w:id="76"/>
-      <w:r>
-        <w:rPr>
-          <w:rStyle w:val="CommentReference"/>
-        </w:rPr>
-        <w:commentReference w:id="76"/>
-      </w:r>
-      <w:commentRangeEnd w:id="77"/>
-      <w:r>
-        <w:rPr>
-          <w:rStyle w:val="CommentReference"/>
-        </w:rPr>
-        <w:commentReference w:id="77"/>
+      <w:commentRangeEnd w:id="78"/>
+      <w:r>
+        <w:rPr>
+          <w:rStyle w:val="CommentReference"/>
+        </w:rPr>
+        <w:commentReference w:id="78"/>
+      </w:r>
+      <w:commentRangeEnd w:id="79"/>
+      <w:r>
+        <w:rPr>
+          <w:rStyle w:val="CommentReference"/>
+        </w:rPr>
+        <w:commentReference w:id="79"/>
       </w:r>
     </w:p>
     <w:p>
@@ -3704,7 +3718,11 @@
         <w:t xml:space="preserve"> in each case</w:t>
       </w:r>
       <w:r>
-        <w:t xml:space="preserve"> (Supp table). To interpret the interaction effect, we plotted the relationship between abundance and temperature across two discrete ranges of neopterin values. These results indicate the same two effects as the taxonomic analysis (1) where slopes increase at higher neopterin </w:t>
+        <w:t xml:space="preserve"> (Supp table). To interpret the interaction effect, we plotted the relationship between abundance </w:t>
+      </w:r>
+      <w:r>
+        <w:lastRenderedPageBreak/>
+        <w:t xml:space="preserve">and temperature across two discrete ranges of neopterin values. These results indicate the same two effects as the taxonomic analysis (1) where slopes increase at higher neopterin </w:t>
       </w:r>
       <w:r>
         <w:t>(Fig 5A</w:t>
@@ -3734,11 +3752,7 @@
         <w:t xml:space="preserve">The majority of pathways (37 out of 65) exhibit increasing slopes at higher neopterin. </w:t>
       </w:r>
       <w:r>
-        <w:t xml:space="preserve">There are two patterns of increasing </w:t>
-      </w:r>
-      <w:r>
-        <w:lastRenderedPageBreak/>
-        <w:t xml:space="preserve">slopes: one where a positive slope becomes steeper when neopterin is high, and another where a negative slope </w:t>
+        <w:t xml:space="preserve">There are two patterns of increasing slopes: one where a positive slope becomes steeper when neopterin is high, and another where a negative slope </w:t>
       </w:r>
       <w:r>
         <w:t>changes</w:t>
@@ -3771,10 +3785,10 @@
           <w:u w:val="single"/>
         </w:rPr>
       </w:pPr>
-      <w:commentRangeStart w:id="78"/>
-      <w:commentRangeStart w:id="79"/>
       <w:commentRangeStart w:id="80"/>
       <w:commentRangeStart w:id="81"/>
+      <w:commentRangeStart w:id="82"/>
+      <w:commentRangeStart w:id="83"/>
       <w:r>
         <w:rPr>
           <w:u w:val="single"/>
@@ -3793,20 +3807,6 @@
         </w:rPr>
         <w:t xml:space="preserve"> temperature</w:t>
       </w:r>
-      <w:commentRangeEnd w:id="78"/>
-      <w:r>
-        <w:rPr>
-          <w:rStyle w:val="CommentReference"/>
-        </w:rPr>
-        <w:commentReference w:id="78"/>
-      </w:r>
-      <w:commentRangeEnd w:id="79"/>
-      <w:r>
-        <w:rPr>
-          <w:rStyle w:val="CommentReference"/>
-        </w:rPr>
-        <w:commentReference w:id="79"/>
-      </w:r>
       <w:commentRangeEnd w:id="80"/>
       <w:r>
         <w:rPr>
@@ -3821,6 +3821,20 @@
         </w:rPr>
         <w:commentReference w:id="81"/>
       </w:r>
+      <w:commentRangeEnd w:id="82"/>
+      <w:r>
+        <w:rPr>
+          <w:rStyle w:val="CommentReference"/>
+        </w:rPr>
+        <w:commentReference w:id="82"/>
+      </w:r>
+      <w:commentRangeEnd w:id="83"/>
+      <w:r>
+        <w:rPr>
+          <w:rStyle w:val="CommentReference"/>
+        </w:rPr>
+        <w:commentReference w:id="83"/>
+      </w:r>
     </w:p>
     <w:p>
       <w:r>
@@ -3859,17 +3873,14 @@
       <w:r>
         <w:t xml:space="preserve">), suggesting that heat may impair the gut microbiome’s ability to </w:t>
       </w:r>
-      <w:del w:id="82" w:author="Marshall, Andrew" w:date="2025-06-09T12:43:00Z" w16du:dateUtc="2025-06-09T16:43:00Z">
+      <w:del w:id="84" w:author="Marshall, Andrew" w:date="2025-06-09T12:43:00Z" w16du:dateUtc="2025-06-09T16:43:00Z">
         <w:r>
           <w:delText xml:space="preserve">confer </w:delText>
         </w:r>
       </w:del>
-      <w:ins w:id="83" w:author="Marshall, Andrew" w:date="2025-06-09T12:43:00Z" w16du:dateUtc="2025-06-09T16:43:00Z">
+      <w:ins w:id="85" w:author="Marshall, Andrew" w:date="2025-06-09T12:43:00Z" w16du:dateUtc="2025-06-09T16:43:00Z">
         <w:r>
-          <w:t>resist</w:t>
-        </w:r>
-        <w:r>
-          <w:t xml:space="preserve"> </w:t>
+          <w:t xml:space="preserve">resist </w:t>
         </w:r>
       </w:ins>
       <w:r>
@@ -4112,7 +4123,7 @@
       <w:pPr>
         <w:ind w:firstLine="720"/>
       </w:pPr>
-      <w:commentRangeStart w:id="84"/>
+      <w:commentRangeStart w:id="86"/>
       <w:r>
         <w:t xml:space="preserve">Metabolic restructuring suggests that the gut microbiome’s response to rising temperatures may help sustain community stability during short-term </w:t>
       </w:r>
@@ -4131,12 +4142,12 @@
       <w:r>
         <w:t xml:space="preserve"> periods of high temperatures. </w:t>
       </w:r>
-      <w:commentRangeEnd w:id="84"/>
-      <w:r>
-        <w:rPr>
-          <w:rStyle w:val="CommentReference"/>
-        </w:rPr>
-        <w:commentReference w:id="84"/>
+      <w:commentRangeEnd w:id="86"/>
+      <w:r>
+        <w:rPr>
+          <w:rStyle w:val="CommentReference"/>
+        </w:rPr>
+        <w:commentReference w:id="86"/>
       </w:r>
       <w:r>
         <w:t>A</w:t>
@@ -4226,7 +4237,11 @@
         <w:t>from</w:t>
       </w:r>
       <w:r>
-        <w:t xml:space="preserve"> redirected blood flow for thermoregulation during short-term heat exposure (Fig </w:t>
+        <w:t xml:space="preserve"> redirected blood flow for thermoregulation </w:t>
+      </w:r>
+      <w:r>
+        <w:lastRenderedPageBreak/>
+        <w:t xml:space="preserve">during short-term heat exposure (Fig </w:t>
       </w:r>
       <w:r>
         <w:t>3</w:t>
@@ -4280,11 +4295,7 @@
         <w:t>However, these anaerobic pathways are primarily involved in simple carbohydrate metabolism typical of facultative taxa (), and coincide with a decline in complex polysaccharide fermentation typical of obligate taxa (), suggesting that this shift is driven by the relative persistence of facultative</w:t>
       </w:r>
       <w:r>
-        <w:t xml:space="preserve"> versus obligate </w:t>
-      </w:r>
-      <w:r>
-        <w:lastRenderedPageBreak/>
-        <w:t>anaerobes</w:t>
+        <w:t xml:space="preserve"> versus obligate anaerobes</w:t>
       </w:r>
       <w:r>
         <w:t xml:space="preserve"> at high temperatures. While this may be manageable for short-term energy production, an extended shift away from fiber fermentation is likely to have downstream consequences for host energy balance and immune regulation because fiber fermentation generates short-chain fatty acids (SCFA) that are an</w:t>
@@ -4298,16 +4309,16 @@
       <w:r>
         <w:t xml:space="preserve">Therefore, while these metabolic shifts suggest that capuchin gut microbes actively respond to heat in ways that may support short-term community stability, the decline in membrane repair, and inferred loss of obligate fermenters indicate that this response is unlikely to be sustainable over longer periods and may have consequences for host energy balance and immune </w:t>
       </w:r>
-      <w:commentRangeStart w:id="85"/>
+      <w:commentRangeStart w:id="87"/>
       <w:r>
         <w:t>function</w:t>
       </w:r>
-      <w:commentRangeEnd w:id="85"/>
-      <w:r>
-        <w:rPr>
-          <w:rStyle w:val="CommentReference"/>
-        </w:rPr>
-        <w:commentReference w:id="85"/>
+      <w:commentRangeEnd w:id="87"/>
+      <w:r>
+        <w:rPr>
+          <w:rStyle w:val="CommentReference"/>
+        </w:rPr>
+        <w:commentReference w:id="87"/>
       </w:r>
       <w:r>
         <w:t>.</w:t>
@@ -4650,16 +4661,16 @@
       <w:r>
         <w:t xml:space="preserve">, suggesting that other species may be experiencing even longer and more severe periods of heat stress with global </w:t>
       </w:r>
-      <w:commentRangeStart w:id="86"/>
+      <w:commentRangeStart w:id="88"/>
       <w:r>
         <w:t>climate change.</w:t>
       </w:r>
-      <w:commentRangeEnd w:id="86"/>
-      <w:r>
-        <w:rPr>
-          <w:rStyle w:val="CommentReference"/>
-        </w:rPr>
-        <w:commentReference w:id="86"/>
+      <w:commentRangeEnd w:id="88"/>
+      <w:r>
+        <w:rPr>
+          <w:rStyle w:val="CommentReference"/>
+        </w:rPr>
+        <w:commentReference w:id="88"/>
       </w:r>
     </w:p>
     <w:p>
@@ -4670,7 +4681,11 @@
         <w:t>A decline in obligate anaerobes during heat stress may disrupt the gut microbiome’s ability to regulate host immunity by impairing key immunomodulatory functions</w:t>
       </w:r>
       <w:r>
-        <w:t>. Obligate anaerobes are essential SCFA producers that help regulate intestinal immunity and maintain host tolerance towards gut microbiomes, including the promotion of anti-inflammatory regulatory T</w:t>
+        <w:t xml:space="preserve">. Obligate </w:t>
+      </w:r>
+      <w:r>
+        <w:lastRenderedPageBreak/>
+        <w:t>anaerobes are essential SCFA producers that help regulate intestinal immunity and maintain host tolerance towards gut microbiomes, including the promotion of anti-inflammatory regulatory T</w:t>
       </w:r>
       <w:r>
         <w:t>-</w:t>
@@ -4727,11 +4742,7 @@
         <w:t xml:space="preserve"> </w:t>
       </w:r>
       <w:r>
-        <w:t xml:space="preserve">The decrease in SCFA-producing </w:t>
-      </w:r>
-      <w:r>
-        <w:lastRenderedPageBreak/>
-        <w:t>pathways, particularly butyrate and pyruvate (Fig 3E), likely reflects the loss of obligate anaerobes at high temperatures due to redox imbalance and may decrease host tolerance towards gut microbiomes.</w:t>
+        <w:t>The decrease in SCFA-producing pathways, particularly butyrate and pyruvate (Fig 3E), likely reflects the loss of obligate anaerobes at high temperatures due to redox imbalance and may decrease host tolerance towards gut microbiomes.</w:t>
       </w:r>
       <w:r>
         <w:t xml:space="preserve"> </w:t>
@@ -4810,8 +4821,8 @@
           <w:u w:val="single"/>
         </w:rPr>
       </w:pPr>
-      <w:commentRangeStart w:id="87"/>
-      <w:commentRangeStart w:id="88"/>
+      <w:commentRangeStart w:id="89"/>
+      <w:commentRangeStart w:id="90"/>
       <w:r>
         <w:rPr>
           <w:u w:val="single"/>
@@ -4824,19 +4835,19 @@
         </w:rPr>
         <w:t>response to temperature is related to host immunity</w:t>
       </w:r>
-      <w:commentRangeEnd w:id="87"/>
-      <w:r>
-        <w:rPr>
-          <w:rStyle w:val="CommentReference"/>
-        </w:rPr>
-        <w:commentReference w:id="87"/>
-      </w:r>
-      <w:commentRangeEnd w:id="88"/>
-      <w:r>
-        <w:rPr>
-          <w:rStyle w:val="CommentReference"/>
-        </w:rPr>
-        <w:commentReference w:id="88"/>
+      <w:commentRangeEnd w:id="89"/>
+      <w:r>
+        <w:rPr>
+          <w:rStyle w:val="CommentReference"/>
+        </w:rPr>
+        <w:commentReference w:id="89"/>
+      </w:r>
+      <w:commentRangeEnd w:id="90"/>
+      <w:r>
+        <w:rPr>
+          <w:rStyle w:val="CommentReference"/>
+        </w:rPr>
+        <w:commentReference w:id="90"/>
       </w:r>
     </w:p>
     <w:p>
@@ -5299,6 +5310,7 @@
           <w:i/>
           <w:iCs/>
         </w:rPr>
+        <w:lastRenderedPageBreak/>
         <w:t>Erysipelotrichaceae</w:t>
       </w:r>
       <w:proofErr w:type="spellEnd"/>
@@ -5333,11 +5345,7 @@
         <w:t xml:space="preserve"> </w:t>
       </w:r>
       <w:r>
-        <w:t xml:space="preserve">Similarly, several pathways commonly associated with facultative taxa exhibit a stronger increase at high neopterin levels, suggesting </w:t>
-      </w:r>
-      <w:r>
-        <w:lastRenderedPageBreak/>
-        <w:t>that these taxa may be actively responding to changes in the gut environment</w:t>
+        <w:t>Similarly, several pathways commonly associated with facultative taxa exhibit a stronger increase at high neopterin levels, suggesting that these taxa may be actively responding to changes in the gut environment</w:t>
       </w:r>
       <w:r>
         <w:t xml:space="preserve"> (Fig 5B)</w:t>
@@ -5399,16 +5407,16 @@
       <w:r>
         <w:t>Together these patterns indicate that high temperatures and increased immune activity reinforce one another by shifting gut microbiome composition away from obligates and towards facultative taxa capable of tolerating and potentially exploiting these conditions</w:t>
       </w:r>
-      <w:commentRangeStart w:id="89"/>
+      <w:commentRangeStart w:id="91"/>
       <w:r>
         <w:t xml:space="preserve">. </w:t>
       </w:r>
-      <w:commentRangeEnd w:id="89"/>
-      <w:r>
-        <w:rPr>
-          <w:rStyle w:val="CommentReference"/>
-        </w:rPr>
-        <w:commentReference w:id="89"/>
+      <w:commentRangeEnd w:id="91"/>
+      <w:r>
+        <w:rPr>
+          <w:rStyle w:val="CommentReference"/>
+        </w:rPr>
+        <w:commentReference w:id="91"/>
       </w:r>
       <w:r>
         <w:tab/>
@@ -5516,18 +5524,18 @@
       <w:r>
         <w:t xml:space="preserve">Taken together, these findings provide robust support for a </w:t>
       </w:r>
-      <w:bookmarkStart w:id="90" w:name="_Hlk200366020"/>
-      <w:commentRangeStart w:id="91"/>
+      <w:bookmarkStart w:id="92" w:name="_Hlk200366020"/>
+      <w:commentRangeStart w:id="93"/>
       <w:r>
         <w:t xml:space="preserve">heat-induced physiological cascade that affects microbiome composition and disrupts immune homeostasis </w:t>
       </w:r>
-      <w:bookmarkEnd w:id="90"/>
-      <w:commentRangeEnd w:id="91"/>
-      <w:r>
-        <w:rPr>
-          <w:rStyle w:val="CommentReference"/>
-        </w:rPr>
-        <w:commentReference w:id="91"/>
+      <w:bookmarkEnd w:id="92"/>
+      <w:commentRangeEnd w:id="93"/>
+      <w:r>
+        <w:rPr>
+          <w:rStyle w:val="CommentReference"/>
+        </w:rPr>
+        <w:commentReference w:id="93"/>
       </w:r>
       <w:r>
         <w:t xml:space="preserve">(Fig. 3F). The interaction effects reveal three key patterns: (1) heat-driven loss of obligate anaerobes may increase macrophage activation by reducing microbial anti-inflammatory signaling; (2) elevated immune activation exacerbates the decline of obligate taxa and promotes a shift toward facultative taxa; and (3) the expansion of facultative taxa may, in turn, heighten immune activation. While </w:t>
@@ -5561,6 +5569,7 @@
         <w:pStyle w:val="NormalWeb"/>
       </w:pPr>
       <w:r>
+        <w:lastRenderedPageBreak/>
         <w:t xml:space="preserve">Our results highlight the pivotal role of temperature in shaping </w:t>
       </w:r>
       <w:r>
@@ -5576,22 +5585,18 @@
         <w:t xml:space="preserve"> with host immunity in a wild primate species. </w:t>
       </w:r>
       <w:r>
-        <w:t xml:space="preserve">Although some microbial responses may buffer against short-term heat exposure, the observed taxonomic and metabolic shifts are </w:t>
-      </w:r>
-      <w:r>
-        <w:lastRenderedPageBreak/>
-        <w:t xml:space="preserve">unlikely to be sustainable over time and may compromise essential microbiome functions. The decline in obligate taxa and shifts in metabolic pathways, alongside their association with neopterin, suggest that capuchins are experiencing periods of heat stress that may disrupt </w:t>
-      </w:r>
-      <w:commentRangeStart w:id="92"/>
+        <w:t xml:space="preserve">Although some microbial responses may buffer against short-term heat exposure, the observed taxonomic and metabolic shifts are unlikely to be sustainable over time and may compromise essential microbiome functions. The decline in obligate taxa and shifts in metabolic pathways, alongside their association with neopterin, suggest that capuchins are experiencing periods of heat stress that may disrupt </w:t>
+      </w:r>
+      <w:commentRangeStart w:id="94"/>
       <w:r>
         <w:t>microbiome–immune homeostasis</w:t>
       </w:r>
-      <w:commentRangeEnd w:id="92"/>
-      <w:r>
-        <w:rPr>
-          <w:rStyle w:val="CommentReference"/>
-        </w:rPr>
-        <w:commentReference w:id="92"/>
+      <w:commentRangeEnd w:id="94"/>
+      <w:r>
+        <w:rPr>
+          <w:rStyle w:val="CommentReference"/>
+        </w:rPr>
+        <w:commentReference w:id="94"/>
       </w:r>
       <w:r>
         <w:t>.</w:t>
@@ -5611,24 +5616,24 @@
     </w:p>
     <w:p/>
     <w:p>
-      <w:commentRangeStart w:id="93"/>
-      <w:commentRangeStart w:id="94"/>
+      <w:commentRangeStart w:id="95"/>
+      <w:commentRangeStart w:id="96"/>
       <w:r>
         <w:t>Methods:</w:t>
       </w:r>
-      <w:commentRangeEnd w:id="93"/>
-      <w:r>
-        <w:rPr>
-          <w:rStyle w:val="CommentReference"/>
-        </w:rPr>
-        <w:commentReference w:id="93"/>
-      </w:r>
-      <w:commentRangeEnd w:id="94"/>
-      <w:r>
-        <w:rPr>
-          <w:rStyle w:val="CommentReference"/>
-        </w:rPr>
-        <w:commentReference w:id="94"/>
+      <w:commentRangeEnd w:id="95"/>
+      <w:r>
+        <w:rPr>
+          <w:rStyle w:val="CommentReference"/>
+        </w:rPr>
+        <w:commentReference w:id="95"/>
+      </w:r>
+      <w:commentRangeEnd w:id="96"/>
+      <w:r>
+        <w:rPr>
+          <w:rStyle w:val="CommentReference"/>
+        </w:rPr>
+        <w:commentReference w:id="96"/>
       </w:r>
     </w:p>
     <w:p>
@@ -5755,7 +5760,7 @@
           <w:bCs/>
         </w:rPr>
       </w:pPr>
-      <w:commentRangeStart w:id="95"/>
+      <w:commentRangeStart w:id="97"/>
       <w:r>
         <w:t>Between September 2022 and July 2023, Fecal and urine samples</w:t>
       </w:r>
@@ -5996,12 +6001,12 @@
         </w:rPr>
         <w:t xml:space="preserve">. </w:t>
       </w:r>
-      <w:commentRangeEnd w:id="95"/>
-      <w:r>
-        <w:rPr>
-          <w:rStyle w:val="CommentReference"/>
-        </w:rPr>
-        <w:commentReference w:id="95"/>
+      <w:commentRangeEnd w:id="97"/>
+      <w:r>
+        <w:rPr>
+          <w:rStyle w:val="CommentReference"/>
+        </w:rPr>
+        <w:commentReference w:id="97"/>
       </w:r>
     </w:p>
     <w:p>
@@ -6027,7 +6032,11 @@
         <w:t>Organization for Tropical Studies (OTS) Palo Verde</w:t>
       </w:r>
       <w:r>
-        <w:t xml:space="preserve"> research station (10.345°N, 85.339°E), approximately 20.81 km southwest of </w:t>
+        <w:t xml:space="preserve"> research station </w:t>
+      </w:r>
+      <w:r>
+        <w:lastRenderedPageBreak/>
+        <w:t xml:space="preserve">(10.345°N, 85.339°E), approximately 20.81 km southwest of </w:t>
       </w:r>
       <w:r>
         <w:t>the</w:t>
@@ -6118,7 +6127,6 @@
           <w:i w:val="0"/>
           <w:iCs w:val="0"/>
         </w:rPr>
-        <w:lastRenderedPageBreak/>
         <w:t>Taboga</w:t>
       </w:r>
       <w:r>
@@ -6269,19 +6277,19 @@
         </w:rPr>
         <w:t xml:space="preserve">and </w:t>
       </w:r>
-      <w:commentRangeStart w:id="96"/>
+      <w:commentRangeStart w:id="98"/>
       <w:r>
         <w:rPr>
           <w:u w:val="single"/>
         </w:rPr>
         <w:t xml:space="preserve">shotgun metagenomics </w:t>
       </w:r>
-      <w:commentRangeEnd w:id="96"/>
-      <w:r>
-        <w:rPr>
-          <w:rStyle w:val="CommentReference"/>
-        </w:rPr>
-        <w:commentReference w:id="96"/>
+      <w:commentRangeEnd w:id="98"/>
+      <w:r>
+        <w:rPr>
+          <w:rStyle w:val="CommentReference"/>
+        </w:rPr>
+        <w:commentReference w:id="98"/>
       </w:r>
       <w:r>
         <w:rPr>
@@ -6413,7 +6421,7 @@
       <w:r>
         <w:t>(</w:t>
       </w:r>
-      <w:hyperlink r:id="rId8" w:history="1">
+      <w:hyperlink r:id="rId9" w:history="1">
         <w:r>
           <w:rPr>
             <w:rStyle w:val="Hyperlink"/>
@@ -6505,16 +6513,16 @@
       <w:r>
         <w:t xml:space="preserve">The resulting </w:t>
       </w:r>
-      <w:commentRangeStart w:id="97"/>
+      <w:commentRangeStart w:id="99"/>
       <w:r>
         <w:t xml:space="preserve">data was </w:t>
       </w:r>
-      <w:commentRangeEnd w:id="97"/>
-      <w:r>
-        <w:rPr>
-          <w:rStyle w:val="CommentReference"/>
-        </w:rPr>
-        <w:commentReference w:id="97"/>
+      <w:commentRangeEnd w:id="99"/>
+      <w:r>
+        <w:rPr>
+          <w:rStyle w:val="CommentReference"/>
+        </w:rPr>
+        <w:commentReference w:id="99"/>
       </w:r>
       <w:r>
         <w:t xml:space="preserve">analyzed using the Quantitative Insights into Microbial Ecology (QIIME2) platform </w:t>
@@ -6678,11 +6686,11 @@
         <w:t>for further analysis</w:t>
       </w:r>
       <w:r>
-        <w:t xml:space="preserve">. All negative controls contained fewer than 507 reads per sample (average 29 reads per sample). All negative controls were removed after visually comparing the taxonomic composition of negative controls to non-negative samples and finding no indication of contamination. One fecal sample was also removed containing less than 1000 reads to avoid potential bias from low-coverage </w:t>
+        <w:t xml:space="preserve">. All negative controls contained fewer than 507 reads per sample (average 29 reads per sample). All negative controls were removed after visually comparing the taxonomic composition of negative </w:t>
       </w:r>
       <w:r>
         <w:lastRenderedPageBreak/>
-        <w:t xml:space="preserve">samples. After filtering, 797 samples were retained, containing an average of 16898 reads (range 4,944—38,941). </w:t>
+        <w:t xml:space="preserve">controls to non-negative samples and finding no indication of contamination. One fecal sample was also removed containing less than 1000 reads to avoid potential bias from low-coverage samples. After filtering, 797 samples were retained, containing an average of 16898 reads (range 4,944—38,941). </w:t>
       </w:r>
     </w:p>
     <w:p>
@@ -6977,11 +6985,8 @@
         <w:ind w:firstLine="720"/>
       </w:pPr>
       <w:r>
-        <w:t xml:space="preserve">To measure alpha diversity, we calculated two widely used indices: Shannon’s diversity index (which accounts for both ASV richness and evenness) and observed richness (the total </w:t>
-      </w:r>
-      <w:r>
         <w:lastRenderedPageBreak/>
-        <w:t xml:space="preserve">number of ASVs in a sample) using the </w:t>
+        <w:t xml:space="preserve">To measure alpha diversity, we calculated two widely used indices: Shannon’s diversity index (which accounts for both ASV richness and evenness) and observed richness (the total number of ASVs in a sample) using the </w:t>
       </w:r>
       <w:proofErr w:type="spellStart"/>
       <w:r>
@@ -7115,8 +7120,8 @@
       <w:r>
         <w:t xml:space="preserve">. </w:t>
       </w:r>
-      <w:commentRangeStart w:id="98"/>
-      <w:commentRangeStart w:id="99"/>
+      <w:commentRangeStart w:id="100"/>
+      <w:commentRangeStart w:id="101"/>
       <w:r>
         <w:t xml:space="preserve">Aitchison distances account for the compositional nature of microbiome data by using log-ratio transformed counts, making them less sensitive to differences in sequencing depth and the removal of rare taxa </w:t>
       </w:r>
@@ -7149,19 +7154,19 @@
       <w:r>
         <w:t xml:space="preserve">, Jensen-Shannon divergence) </w:t>
       </w:r>
-      <w:commentRangeEnd w:id="98"/>
-      <w:r>
-        <w:rPr>
-          <w:rStyle w:val="CommentReference"/>
-        </w:rPr>
-        <w:commentReference w:id="98"/>
-      </w:r>
-      <w:commentRangeEnd w:id="99"/>
-      <w:r>
-        <w:rPr>
-          <w:rStyle w:val="CommentReference"/>
-        </w:rPr>
-        <w:commentReference w:id="99"/>
+      <w:commentRangeEnd w:id="100"/>
+      <w:r>
+        <w:rPr>
+          <w:rStyle w:val="CommentReference"/>
+        </w:rPr>
+        <w:commentReference w:id="100"/>
+      </w:r>
+      <w:commentRangeEnd w:id="101"/>
+      <w:r>
+        <w:rPr>
+          <w:rStyle w:val="CommentReference"/>
+        </w:rPr>
+        <w:commentReference w:id="101"/>
       </w:r>
       <w:r>
         <w:t xml:space="preserve">that use raw counts or proportions </w:t>
@@ -7327,10 +7332,10 @@
       <w:r>
         <w:t>. In contrast, null hypothesis testing relies on a null hypothesis that is never directly observed and i</w:t>
       </w:r>
-      <w:commentRangeStart w:id="100"/>
-      <w:commentRangeStart w:id="101"/>
       <w:commentRangeStart w:id="102"/>
       <w:commentRangeStart w:id="103"/>
+      <w:commentRangeStart w:id="104"/>
+      <w:commentRangeStart w:id="105"/>
       <w:r>
         <w:t xml:space="preserve">s therefore poorly suited  for drawing biologically meaningful conclusions </w:t>
       </w:r>
@@ -7355,20 +7360,6 @@
       <w:r>
         <w:t xml:space="preserve">. </w:t>
       </w:r>
-      <w:commentRangeEnd w:id="100"/>
-      <w:r>
-        <w:rPr>
-          <w:rStyle w:val="CommentReference"/>
-        </w:rPr>
-        <w:commentReference w:id="100"/>
-      </w:r>
-      <w:commentRangeEnd w:id="101"/>
-      <w:r>
-        <w:rPr>
-          <w:rStyle w:val="CommentReference"/>
-        </w:rPr>
-        <w:commentReference w:id="101"/>
-      </w:r>
       <w:commentRangeEnd w:id="102"/>
       <w:r>
         <w:rPr>
@@ -7382,6 +7373,20 @@
           <w:rStyle w:val="CommentReference"/>
         </w:rPr>
         <w:commentReference w:id="103"/>
+      </w:r>
+      <w:commentRangeEnd w:id="104"/>
+      <w:r>
+        <w:rPr>
+          <w:rStyle w:val="CommentReference"/>
+        </w:rPr>
+        <w:commentReference w:id="104"/>
+      </w:r>
+      <w:commentRangeEnd w:id="105"/>
+      <w:r>
+        <w:rPr>
+          <w:rStyle w:val="CommentReference"/>
+        </w:rPr>
+        <w:commentReference w:id="105"/>
       </w:r>
       <w:r>
         <w:t xml:space="preserve">Say something like “more informative” </w:t>
@@ -7417,26 +7422,13 @@
       <w:pPr>
         <w:ind w:firstLine="720"/>
       </w:pPr>
-      <w:commentRangeStart w:id="104"/>
-      <w:commentRangeStart w:id="105"/>
       <w:commentRangeStart w:id="106"/>
-      <w:r>
+      <w:commentRangeStart w:id="107"/>
+      <w:commentRangeStart w:id="108"/>
+      <w:r>
+        <w:lastRenderedPageBreak/>
         <w:t>Similar to our community-level analysis, we used a comparative modeling approach to evaluate which individual taxa abundances are related to temperature</w:t>
       </w:r>
-      <w:commentRangeEnd w:id="104"/>
-      <w:r>
-        <w:rPr>
-          <w:rStyle w:val="CommentReference"/>
-        </w:rPr>
-        <w:commentReference w:id="104"/>
-      </w:r>
-      <w:commentRangeEnd w:id="105"/>
-      <w:r>
-        <w:rPr>
-          <w:rStyle w:val="CommentReference"/>
-        </w:rPr>
-        <w:commentReference w:id="105"/>
-      </w:r>
       <w:commentRangeEnd w:id="106"/>
       <w:r>
         <w:rPr>
@@ -7444,6 +7436,20 @@
         </w:rPr>
         <w:commentReference w:id="106"/>
       </w:r>
+      <w:commentRangeEnd w:id="107"/>
+      <w:r>
+        <w:rPr>
+          <w:rStyle w:val="CommentReference"/>
+        </w:rPr>
+        <w:commentReference w:id="107"/>
+      </w:r>
+      <w:commentRangeEnd w:id="108"/>
+      <w:r>
+        <w:rPr>
+          <w:rStyle w:val="CommentReference"/>
+        </w:rPr>
+        <w:commentReference w:id="108"/>
+      </w:r>
       <w:r>
         <w:t xml:space="preserve">. The number of reads per taxa was aggregated on the family and genus levels using the </w:t>
       </w:r>
@@ -7453,11 +7459,7 @@
       </w:r>
       <w:proofErr w:type="spellEnd"/>
       <w:r>
-        <w:t xml:space="preserve">() function in the </w:t>
-      </w:r>
-      <w:r>
-        <w:lastRenderedPageBreak/>
-        <w:t>{</w:t>
+        <w:t>() function in the {</w:t>
       </w:r>
       <w:proofErr w:type="spellStart"/>
       <w:r>
@@ -7475,16 +7477,16 @@
       <w:r>
         <w:t xml:space="preserve">We built two generalized linear mixed models (GLMMs) using a negative binomial distribution with a log link function and used individual family and genera abundances as our outcome variables. Negative binomial GLMMs were used because they can effectively model over-dispersed count data with an abundance of zeros, a pattern typical of microbiome datasets. We accounted for repeated measurements in by </w:t>
       </w:r>
-      <w:commentRangeStart w:id="107"/>
+      <w:commentRangeStart w:id="109"/>
       <w:r>
         <w:t xml:space="preserve">incorporating random effects </w:t>
       </w:r>
-      <w:commentRangeEnd w:id="107"/>
-      <w:r>
-        <w:rPr>
-          <w:rStyle w:val="CommentReference"/>
-        </w:rPr>
-        <w:commentReference w:id="107"/>
+      <w:commentRangeEnd w:id="109"/>
+      <w:r>
+        <w:rPr>
+          <w:rStyle w:val="CommentReference"/>
+        </w:rPr>
+        <w:commentReference w:id="109"/>
       </w:r>
       <w:r>
         <w:fldChar w:fldCharType="begin"/>
@@ -7507,16 +7509,16 @@
       <w:r>
         <w:t xml:space="preserve">. Each </w:t>
       </w:r>
-      <w:commentRangeStart w:id="108"/>
+      <w:commentRangeStart w:id="110"/>
       <w:r>
         <w:t>taxon</w:t>
       </w:r>
-      <w:commentRangeEnd w:id="108"/>
-      <w:r>
-        <w:rPr>
-          <w:rStyle w:val="CommentReference"/>
-        </w:rPr>
-        <w:commentReference w:id="108"/>
+      <w:commentRangeEnd w:id="110"/>
+      <w:r>
+        <w:rPr>
+          <w:rStyle w:val="CommentReference"/>
+        </w:rPr>
+        <w:commentReference w:id="110"/>
       </w:r>
       <w:r>
         <w:t xml:space="preserve"> was modeled twice and model fit was compared using </w:t>
@@ -7699,7 +7701,11 @@
       </w:r>
       <w:proofErr w:type="spellEnd"/>
       <w:r>
-        <w:t xml:space="preserve">. The only difference between these models and the community feature models is that these models were GLMMs with a negative binomial distribution and a log link function. Taxa where </w:t>
+        <w:t xml:space="preserve">. The only difference between these models and the community feature models is that these models were </w:t>
+      </w:r>
+      <w:r>
+        <w:lastRenderedPageBreak/>
+        <w:t xml:space="preserve">GLMMs with a negative binomial distribution and a log link function. Taxa where </w:t>
       </w:r>
       <w:proofErr w:type="spellStart"/>
       <w:r>
@@ -7711,16 +7717,12 @@
       </w:r>
       <w:proofErr w:type="spellEnd"/>
       <w:r>
-        <w:t xml:space="preserve"> held greater than 50% of the model weight were considered to have a relationship between temperature and abundance that changes depending on neopterin levels. </w:t>
-      </w:r>
-      <w:r>
-        <w:lastRenderedPageBreak/>
-        <w:t xml:space="preserve">These taxa were then visualized using a coplot, where the relationship between taxa abundance and temperature was plotted over three ranges of neopterin values. </w:t>
-      </w:r>
-    </w:p>
-    <w:p>
-      <w:commentRangeStart w:id="109"/>
-      <w:commentRangeStart w:id="110"/>
+        <w:t xml:space="preserve"> held greater than 50% of the model weight were considered to have a relationship between temperature and abundance that changes depending on neopterin levels. These taxa were then visualized using a coplot, where the relationship between taxa abundance and temperature was plotted over three ranges of neopterin values. </w:t>
+      </w:r>
+    </w:p>
+    <w:p>
+      <w:commentRangeStart w:id="111"/>
+      <w:commentRangeStart w:id="112"/>
       <w:r>
         <w:rPr>
           <w:noProof/>
@@ -7750,7 +7752,7 @@
                     <pic:cNvPicPr/>
                   </pic:nvPicPr>
                   <pic:blipFill>
-                    <a:blip r:embed="rId9"/>
+                    <a:blip r:embed="rId10"/>
                     <a:stretch>
                       <a:fillRect/>
                     </a:stretch>
@@ -7776,22 +7778,22 @@
           </wp:anchor>
         </w:drawing>
       </w:r>
-      <w:commentRangeEnd w:id="110"/>
-      <w:r>
-        <w:rPr>
-          <w:rStyle w:val="CommentReference"/>
-        </w:rPr>
-        <w:commentReference w:id="110"/>
+      <w:commentRangeEnd w:id="111"/>
+      <w:r>
+        <w:rPr>
+          <w:rStyle w:val="CommentReference"/>
+        </w:rPr>
+        <w:commentReference w:id="111"/>
       </w:r>
       <w:r>
         <w:t>Figures:</w:t>
       </w:r>
-      <w:commentRangeEnd w:id="109"/>
-      <w:r>
-        <w:rPr>
-          <w:rStyle w:val="CommentReference"/>
-        </w:rPr>
-        <w:commentReference w:id="109"/>
+      <w:commentRangeEnd w:id="112"/>
+      <w:r>
+        <w:rPr>
+          <w:rStyle w:val="CommentReference"/>
+        </w:rPr>
+        <w:commentReference w:id="112"/>
       </w:r>
       <w:r>
         <w:t xml:space="preserve"> </w:t>
@@ -7984,8 +7986,8 @@
     </w:p>
     <w:p/>
     <w:p>
-      <w:commentRangeStart w:id="111"/>
-      <w:commentRangeStart w:id="112"/>
+      <w:commentRangeStart w:id="113"/>
+      <w:commentRangeStart w:id="114"/>
       <w:r>
         <w:rPr>
           <w:b/>
@@ -7993,6 +7995,7 @@
           <w:noProof/>
           <w14:ligatures w14:val="standardContextual"/>
         </w:rPr>
+        <w:lastRenderedPageBreak/>
         <w:drawing>
           <wp:anchor distT="0" distB="0" distL="114300" distR="114300" simplePos="0" relativeHeight="251659264" behindDoc="0" locked="0" layoutInCell="1" allowOverlap="1" wp14:anchorId="25F000C9" wp14:editId="624DBE93">
             <wp:simplePos x="0" y="0"/>
@@ -8017,7 +8020,7 @@
                     <pic:cNvPicPr/>
                   </pic:nvPicPr>
                   <pic:blipFill>
-                    <a:blip r:embed="rId10"/>
+                    <a:blip r:embed="rId11"/>
                     <a:stretch>
                       <a:fillRect/>
                     </a:stretch>
@@ -8043,19 +8046,19 @@
           </wp:anchor>
         </w:drawing>
       </w:r>
-      <w:commentRangeEnd w:id="111"/>
-      <w:r>
-        <w:rPr>
-          <w:rStyle w:val="CommentReference"/>
-        </w:rPr>
-        <w:commentReference w:id="111"/>
-      </w:r>
-      <w:commentRangeEnd w:id="112"/>
-      <w:r>
-        <w:rPr>
-          <w:rStyle w:val="CommentReference"/>
-        </w:rPr>
-        <w:commentReference w:id="112"/>
+      <w:commentRangeEnd w:id="113"/>
+      <w:r>
+        <w:rPr>
+          <w:rStyle w:val="CommentReference"/>
+        </w:rPr>
+        <w:commentReference w:id="113"/>
+      </w:r>
+      <w:commentRangeEnd w:id="114"/>
+      <w:r>
+        <w:rPr>
+          <w:rStyle w:val="CommentReference"/>
+        </w:rPr>
+        <w:commentReference w:id="114"/>
       </w:r>
       <w:r>
         <w:rPr>
@@ -8080,19 +8083,19 @@
         <w:t xml:space="preserve"> 0.2% average </w:t>
       </w:r>
       <w:r>
-        <w:t xml:space="preserve">relative abundance. Branch color indicates model weight for the </w:t>
+        <w:t>relative abundance. Branch color indicates model weight for the temperature model</w:t>
+      </w:r>
+      <w:r>
+        <w:t xml:space="preserve"> (includes base predictors plus temperature)</w:t>
+      </w:r>
+      <w:r>
+        <w:t xml:space="preserve">, with yellow representing high </w:t>
       </w:r>
       <w:r>
         <w:lastRenderedPageBreak/>
-        <w:t>temperature model</w:t>
-      </w:r>
-      <w:r>
-        <w:t xml:space="preserve"> (includes base predictors plus temperature)</w:t>
-      </w:r>
-      <w:r>
-        <w:t>, with yellow representing high model weight (greater temperature sensitivity) and green representing low model weight. Genera where the temperature model accounts for ≥50% of the model weight are classified as temperature sensitive and are marked with red (negative association) or blue (positive association) circles</w:t>
-      </w:r>
-      <w:ins w:id="113" w:author="Marshall, Andrew" w:date="2025-06-09T12:05:00Z" w16du:dateUtc="2025-06-09T16:05:00Z">
+        <w:t>model weight (greater temperature sensitivity) and green representing low model weight. Genera where the temperature model accounts for ≥50% of the model weight are classified as temperature sensitive and are marked with red (negative association) or blue (positive association) circles</w:t>
+      </w:r>
+      <w:ins w:id="115" w:author="Marshall, Andrew" w:date="2025-06-09T12:05:00Z" w16du:dateUtc="2025-06-09T16:05:00Z">
         <w:r>
           <w:t xml:space="preserve"> at the branch tips</w:t>
         </w:r>
@@ -8119,7 +8122,7 @@
     <w:p/>
     <w:p/>
     <w:p>
-      <w:commentRangeStart w:id="114"/>
+      <w:commentRangeStart w:id="116"/>
       <w:r>
         <w:rPr>
           <w:noProof/>
@@ -8149,7 +8152,7 @@
                     <pic:cNvPicPr/>
                   </pic:nvPicPr>
                   <pic:blipFill>
-                    <a:blip r:embed="rId11"/>
+                    <a:blip r:embed="rId12"/>
                     <a:stretch>
                       <a:fillRect/>
                     </a:stretch>
@@ -8175,12 +8178,12 @@
           </wp:anchor>
         </w:drawing>
       </w:r>
-      <w:commentRangeEnd w:id="114"/>
-      <w:r>
-        <w:rPr>
-          <w:rStyle w:val="CommentReference"/>
-        </w:rPr>
-        <w:commentReference w:id="114"/>
+      <w:commentRangeEnd w:id="116"/>
+      <w:r>
+        <w:rPr>
+          <w:rStyle w:val="CommentReference"/>
+        </w:rPr>
+        <w:commentReference w:id="116"/>
       </w:r>
     </w:p>
     <w:p/>
@@ -8192,7 +8195,7 @@
         </w:rPr>
         <w:t xml:space="preserve">Figure </w:t>
       </w:r>
-      <w:commentRangeStart w:id="115"/>
+      <w:commentRangeStart w:id="117"/>
       <w:r>
         <w:rPr>
           <w:b/>
@@ -8283,16 +8286,16 @@
       <w:r>
         <w:t xml:space="preserve">chronic gut inflammation and negative health outcomes for the host. </w:t>
       </w:r>
-      <w:commentRangeEnd w:id="115"/>
-      <w:r>
-        <w:rPr>
-          <w:rStyle w:val="CommentReference"/>
-        </w:rPr>
-        <w:commentReference w:id="115"/>
-      </w:r>
-    </w:p>
-    <w:p>
-      <w:commentRangeStart w:id="116"/>
+      <w:commentRangeEnd w:id="117"/>
+      <w:r>
+        <w:rPr>
+          <w:rStyle w:val="CommentReference"/>
+        </w:rPr>
+        <w:commentReference w:id="117"/>
+      </w:r>
+    </w:p>
+    <w:p>
+      <w:commentRangeStart w:id="118"/>
       <w:r>
         <w:rPr>
           <w:noProof/>
@@ -8323,7 +8326,7 @@
                     <pic:cNvPicPr/>
                   </pic:nvPicPr>
                   <pic:blipFill rotWithShape="1">
-                    <a:blip r:embed="rId12"/>
+                    <a:blip r:embed="rId13"/>
                     <a:srcRect l="13189" t="19639" r="18035" b="14653"/>
                     <a:stretch/>
                   </pic:blipFill>
@@ -8402,7 +8405,7 @@
       <w:r>
         <w:t xml:space="preserve"> negative at higher neopterin</w:t>
       </w:r>
-      <w:ins w:id="117" w:author="Marshall, Andrew" w:date="2025-06-09T12:18:00Z" w16du:dateUtc="2025-06-09T16:18:00Z">
+      <w:ins w:id="119" w:author="Marshall, Andrew" w:date="2025-06-09T12:18:00Z" w16du:dateUtc="2025-06-09T16:18:00Z">
         <w:r>
           <w:t xml:space="preserve"> concentrations</w:t>
         </w:r>
@@ -8456,12 +8459,12 @@
       <w:r>
         <w:t xml:space="preserve">). The taxa in each group are listed on the right side of the row. </w:t>
       </w:r>
-      <w:commentRangeEnd w:id="116"/>
-      <w:r>
-        <w:rPr>
-          <w:rStyle w:val="CommentReference"/>
-        </w:rPr>
-        <w:commentReference w:id="116"/>
+      <w:commentRangeEnd w:id="118"/>
+      <w:r>
+        <w:rPr>
+          <w:rStyle w:val="CommentReference"/>
+        </w:rPr>
+        <w:commentReference w:id="118"/>
       </w:r>
     </w:p>
     <w:p/>
@@ -8496,7 +8499,7 @@
                     <pic:cNvPicPr/>
                   </pic:nvPicPr>
                   <pic:blipFill rotWithShape="1">
-                    <a:blip r:embed="rId13"/>
+                    <a:blip r:embed="rId14"/>
                     <a:srcRect l="18280" t="1156" r="14023" b="-1156"/>
                     <a:stretch>
                       <a:fillRect/>
@@ -8531,24 +8534,24 @@
           </wp:anchor>
         </w:drawing>
       </w:r>
-      <w:commentRangeStart w:id="118"/>
-      <w:commentRangeStart w:id="119"/>
+      <w:commentRangeStart w:id="120"/>
+      <w:commentRangeStart w:id="121"/>
       <w:r>
         <w:t>Figure 5</w:t>
       </w:r>
-      <w:commentRangeEnd w:id="118"/>
-      <w:r>
-        <w:rPr>
-          <w:rStyle w:val="CommentReference"/>
-        </w:rPr>
-        <w:commentReference w:id="118"/>
-      </w:r>
-      <w:commentRangeEnd w:id="119"/>
-      <w:r>
-        <w:rPr>
-          <w:rStyle w:val="CommentReference"/>
-        </w:rPr>
-        <w:commentReference w:id="119"/>
+      <w:commentRangeEnd w:id="120"/>
+      <w:r>
+        <w:rPr>
+          <w:rStyle w:val="CommentReference"/>
+        </w:rPr>
+        <w:commentReference w:id="120"/>
+      </w:r>
+      <w:commentRangeEnd w:id="121"/>
+      <w:r>
+        <w:rPr>
+          <w:rStyle w:val="CommentReference"/>
+        </w:rPr>
+        <w:commentReference w:id="121"/>
       </w:r>
       <w:r>
         <w:t xml:space="preserve">: </w:t>
@@ -8714,7 +8717,7 @@
                     <pic:cNvPicPr/>
                   </pic:nvPicPr>
                   <pic:blipFill>
-                    <a:blip r:embed="rId14"/>
+                    <a:blip r:embed="rId15"/>
                     <a:stretch>
                       <a:fillRect/>
                     </a:stretch>
@@ -8819,7 +8822,7 @@
         <w:t xml:space="preserve"> uses the total number of ASVs. Both metrics demonstrate a </w:t>
       </w:r>
       <w:proofErr w:type="spellStart"/>
-      <w:ins w:id="120" w:author="Marshall, Andrew" w:date="2025-06-09T11:52:00Z" w16du:dateUtc="2025-06-09T15:52:00Z">
+      <w:ins w:id="122" w:author="Marshall, Andrew" w:date="2025-06-09T11:52:00Z" w16du:dateUtc="2025-06-09T15:52:00Z">
         <w:r>
           <w:t>realiable</w:t>
         </w:r>
@@ -8884,7 +8887,7 @@
                     <pic:cNvPicPr/>
                   </pic:nvPicPr>
                   <pic:blipFill>
-                    <a:blip r:embed="rId15"/>
+                    <a:blip r:embed="rId16"/>
                     <a:stretch>
                       <a:fillRect/>
                     </a:stretch>
@@ -8940,7 +8943,7 @@
       <w:r>
         <w:t xml:space="preserve">Model </w:t>
       </w:r>
-      <w:commentRangeStart w:id="121"/>
+      <w:commentRangeStart w:id="123"/>
       <w:r>
         <w:t>comparison results assessing whether adding</w:t>
       </w:r>
@@ -9099,12 +9102,12 @@
       <w:r>
         <w:t>that the relationship between temperature and beta diversity is associated with neopterin concentration for both taxonomic and metabolic community composition, but the relationship between alpha diversity and temperature is independent of neopterin concentration.</w:t>
       </w:r>
-      <w:commentRangeEnd w:id="121"/>
-      <w:r>
-        <w:rPr>
-          <w:rStyle w:val="CommentReference"/>
-        </w:rPr>
-        <w:commentReference w:id="121"/>
+      <w:commentRangeEnd w:id="123"/>
+      <w:r>
+        <w:rPr>
+          <w:rStyle w:val="CommentReference"/>
+        </w:rPr>
+        <w:commentReference w:id="123"/>
       </w:r>
     </w:p>
     <w:p/>
@@ -9140,7 +9143,7 @@
                     <pic:cNvPicPr/>
                   </pic:nvPicPr>
                   <pic:blipFill>
-                    <a:blip r:embed="rId16"/>
+                    <a:blip r:embed="rId17"/>
                     <a:stretch>
                       <a:fillRect/>
                     </a:stretch>
@@ -9234,7 +9237,7 @@
                     <pic:cNvPicPr/>
                   </pic:nvPicPr>
                   <pic:blipFill>
-                    <a:blip r:embed="rId17"/>
+                    <a:blip r:embed="rId18"/>
                     <a:stretch>
                       <a:fillRect/>
                     </a:stretch>
@@ -9330,7 +9333,7 @@
                     <pic:cNvPicPr/>
                   </pic:nvPicPr>
                   <pic:blipFill>
-                    <a:blip r:embed="rId18"/>
+                    <a:blip r:embed="rId19"/>
                     <a:stretch>
                       <a:fillRect/>
                     </a:stretch>
@@ -9666,7 +9669,7 @@
       </w:r>
     </w:p>
   </w:comment>
-  <w:comment w:id="22" w:author="Marshall, Andrew" w:date="2025-06-09T11:19:00Z" w:initials="AM">
+  <w:comment w:id="24" w:author="Marshall, Andrew" w:date="2025-06-09T11:19:00Z" w:initials="AM">
     <w:p>
       <w:r>
         <w:rPr>
@@ -9683,7 +9686,7 @@
       </w:r>
     </w:p>
   </w:comment>
-  <w:comment w:id="23" w:author="Marshall, Andrew" w:date="2025-06-09T11:22:00Z" w:initials="AM">
+  <w:comment w:id="25" w:author="Marshall, Andrew" w:date="2025-06-09T11:22:00Z" w:initials="AM">
     <w:p>
       <w:r>
         <w:rPr>
@@ -9700,7 +9703,7 @@
       </w:r>
     </w:p>
   </w:comment>
-  <w:comment w:id="24" w:author="Lucore, Jordan" w:date="2025-06-01T12:13:00Z" w:initials="JL">
+  <w:comment w:id="26" w:author="Lucore, Jordan" w:date="2025-06-01T12:13:00Z" w:initials="JL">
     <w:p>
       <w:r>
         <w:rPr>
@@ -9718,7 +9721,7 @@
       </w:r>
     </w:p>
   </w:comment>
-  <w:comment w:id="25" w:author="Marshall, Andrew" w:date="2025-06-09T11:26:00Z" w:initials="AM">
+  <w:comment w:id="27" w:author="Marshall, Andrew" w:date="2025-06-09T11:26:00Z" w:initials="AM">
     <w:p>
       <w:r>
         <w:rPr>
@@ -9736,7 +9739,7 @@
       </w:r>
     </w:p>
   </w:comment>
-  <w:comment w:id="32" w:author="Marshall, Andrew" w:date="2025-06-09T11:29:00Z" w:initials="AM">
+  <w:comment w:id="34" w:author="Marshall, Andrew" w:date="2025-06-09T11:29:00Z" w:initials="AM">
     <w:p>
       <w:r>
         <w:rPr>
@@ -9754,7 +9757,7 @@
       </w:r>
     </w:p>
   </w:comment>
-  <w:comment w:id="33" w:author="Lucore, Jordan" w:date="2025-06-01T12:15:00Z" w:initials="JL">
+  <w:comment w:id="35" w:author="Lucore, Jordan" w:date="2025-06-01T12:15:00Z" w:initials="JL">
     <w:p>
       <w:r>
         <w:rPr>
@@ -9772,7 +9775,7 @@
       </w:r>
     </w:p>
   </w:comment>
-  <w:comment w:id="34" w:author="Marshall, Andrew" w:date="2025-06-09T11:30:00Z" w:initials="AM">
+  <w:comment w:id="36" w:author="Marshall, Andrew" w:date="2025-06-09T11:30:00Z" w:initials="AM">
     <w:p>
       <w:r>
         <w:rPr>
@@ -9790,7 +9793,7 @@
       </w:r>
     </w:p>
   </w:comment>
-  <w:comment w:id="37" w:author="Marshall, Andrew" w:date="2025-06-05T11:42:00Z" w:initials="AM">
+  <w:comment w:id="39" w:author="Marshall, Andrew" w:date="2025-06-05T11:42:00Z" w:initials="AM">
     <w:p>
       <w:r>
         <w:rPr>
@@ -9808,7 +9811,7 @@
       </w:r>
     </w:p>
   </w:comment>
-  <w:comment w:id="39" w:author="Marshall, Andrew" w:date="2025-06-09T11:32:00Z" w:initials="AM">
+  <w:comment w:id="41" w:author="Marshall, Andrew" w:date="2025-06-09T11:32:00Z" w:initials="AM">
     <w:p>
       <w:r>
         <w:rPr>
@@ -9826,7 +9829,7 @@
       </w:r>
     </w:p>
   </w:comment>
-  <w:comment w:id="40" w:author="Marshall, Andrew" w:date="2025-06-09T11:34:00Z" w:initials="AM">
+  <w:comment w:id="42" w:author="Marshall, Andrew" w:date="2025-06-09T11:34:00Z" w:initials="AM">
     <w:p>
       <w:r>
         <w:rPr>
@@ -9844,7 +9847,7 @@
       </w:r>
     </w:p>
   </w:comment>
-  <w:comment w:id="42" w:author="Marshall, Andrew" w:date="2025-06-09T11:35:00Z" w:initials="AM">
+  <w:comment w:id="44" w:author="Marshall, Andrew" w:date="2025-06-09T11:35:00Z" w:initials="AM">
     <w:p>
       <w:r>
         <w:rPr>
@@ -9862,7 +9865,7 @@
       </w:r>
     </w:p>
   </w:comment>
-  <w:comment w:id="43" w:author="Marshall, Andrew" w:date="2025-06-09T11:43:00Z" w:initials="AM">
+  <w:comment w:id="45" w:author="Marshall, Andrew" w:date="2025-06-09T11:43:00Z" w:initials="AM">
     <w:p>
       <w:r>
         <w:rPr>
@@ -9880,7 +9883,7 @@
       </w:r>
     </w:p>
   </w:comment>
-  <w:comment w:id="45" w:author="Marshall, Andrew" w:date="2025-06-09T11:47:00Z" w:initials="AM">
+  <w:comment w:id="47" w:author="Marshall, Andrew" w:date="2025-06-09T11:47:00Z" w:initials="AM">
     <w:p>
       <w:r>
         <w:rPr>
@@ -9898,7 +9901,7 @@
       </w:r>
     </w:p>
   </w:comment>
-  <w:comment w:id="46" w:author="Lucore, Jordan" w:date="2025-06-01T18:51:00Z" w:initials="JL">
+  <w:comment w:id="48" w:author="Lucore, Jordan" w:date="2025-06-01T18:51:00Z" w:initials="JL">
     <w:p>
       <w:r>
         <w:rPr>
@@ -9915,7 +9918,7 @@
       </w:r>
     </w:p>
   </w:comment>
-  <w:comment w:id="47" w:author="Marshall, Andrew" w:date="2025-06-05T13:52:00Z" w:initials="AM">
+  <w:comment w:id="49" w:author="Marshall, Andrew" w:date="2025-06-05T13:52:00Z" w:initials="AM">
     <w:p>
       <w:r>
         <w:rPr>
@@ -9933,7 +9936,7 @@
       </w:r>
     </w:p>
   </w:comment>
-  <w:comment w:id="50" w:author="Lucore, Jordan" w:date="2025-06-01T14:22:00Z" w:initials="JL">
+  <w:comment w:id="52" w:author="Lucore, Jordan" w:date="2025-06-01T14:22:00Z" w:initials="JL">
     <w:p>
       <w:r>
         <w:rPr>
@@ -9950,7 +9953,7 @@
       </w:r>
     </w:p>
   </w:comment>
-  <w:comment w:id="51" w:author="Lucore, Jordan" w:date="2025-06-01T16:39:00Z" w:initials="JL">
+  <w:comment w:id="53" w:author="Lucore, Jordan" w:date="2025-06-01T16:39:00Z" w:initials="JL">
     <w:p>
       <w:r>
         <w:rPr>
@@ -9968,7 +9971,7 @@
       </w:r>
     </w:p>
   </w:comment>
-  <w:comment w:id="52" w:author="Marshall, Andrew" w:date="2025-06-05T13:53:00Z" w:initials="AM">
+  <w:comment w:id="54" w:author="Marshall, Andrew" w:date="2025-06-05T13:53:00Z" w:initials="AM">
     <w:p>
       <w:r>
         <w:rPr>
@@ -9986,7 +9989,7 @@
       </w:r>
     </w:p>
   </w:comment>
-  <w:comment w:id="53" w:author="Marshall, Andrew" w:date="2025-06-09T11:54:00Z" w:initials="AM">
+  <w:comment w:id="55" w:author="Marshall, Andrew" w:date="2025-06-09T11:54:00Z" w:initials="AM">
     <w:p>
       <w:r>
         <w:rPr>
@@ -10004,7 +10007,7 @@
       </w:r>
     </w:p>
   </w:comment>
-  <w:comment w:id="54" w:author="Marshall, Andrew" w:date="2025-06-09T11:51:00Z" w:initials="AM">
+  <w:comment w:id="56" w:author="Marshall, Andrew" w:date="2025-06-09T11:51:00Z" w:initials="AM">
     <w:p>
       <w:r>
         <w:rPr>
@@ -10022,7 +10025,7 @@
       </w:r>
     </w:p>
   </w:comment>
-  <w:comment w:id="55" w:author="Marshall, Andrew" w:date="2025-06-09T11:57:00Z" w:initials="AM">
+  <w:comment w:id="57" w:author="Marshall, Andrew" w:date="2025-06-09T11:57:00Z" w:initials="AM">
     <w:p>
       <w:r>
         <w:rPr>
@@ -10040,7 +10043,7 @@
       </w:r>
     </w:p>
   </w:comment>
-  <w:comment w:id="57" w:author="Marshall, Andrew" w:date="2025-06-09T11:59:00Z" w:initials="AM">
+  <w:comment w:id="59" w:author="Marshall, Andrew" w:date="2025-06-09T11:59:00Z" w:initials="AM">
     <w:p>
       <w:r>
         <w:rPr>
@@ -10058,7 +10061,7 @@
       </w:r>
     </w:p>
   </w:comment>
-  <w:comment w:id="58" w:author="Marshall, Andrew" w:date="2025-06-09T12:02:00Z" w:initials="AM">
+  <w:comment w:id="60" w:author="Marshall, Andrew" w:date="2025-06-09T12:02:00Z" w:initials="AM">
     <w:p>
       <w:r>
         <w:rPr>
@@ -10076,7 +10079,7 @@
       </w:r>
     </w:p>
   </w:comment>
-  <w:comment w:id="59" w:author="Lucore, Jordan" w:date="2025-06-01T16:18:00Z" w:initials="JL">
+  <w:comment w:id="61" w:author="Lucore, Jordan" w:date="2025-06-01T16:18:00Z" w:initials="JL">
     <w:p>
       <w:r>
         <w:rPr>
@@ -10094,7 +10097,7 @@
       </w:r>
     </w:p>
   </w:comment>
-  <w:comment w:id="60" w:author="Lucore, Jordan" w:date="2025-06-01T16:29:00Z" w:initials="JL">
+  <w:comment w:id="62" w:author="Lucore, Jordan" w:date="2025-06-01T16:29:00Z" w:initials="JL">
     <w:p>
       <w:r>
         <w:rPr>
@@ -10112,7 +10115,7 @@
       </w:r>
     </w:p>
   </w:comment>
-  <w:comment w:id="61" w:author="Marshall, Andrew" w:date="2025-06-09T12:04:00Z" w:initials="AM">
+  <w:comment w:id="63" w:author="Marshall, Andrew" w:date="2025-06-09T12:04:00Z" w:initials="AM">
     <w:p>
       <w:r>
         <w:rPr>
@@ -10130,7 +10133,7 @@
       </w:r>
     </w:p>
   </w:comment>
-  <w:comment w:id="63" w:author="Lucore, Jordan" w:date="2025-06-01T16:52:00Z" w:initials="JL">
+  <w:comment w:id="65" w:author="Lucore, Jordan" w:date="2025-06-01T16:52:00Z" w:initials="JL">
     <w:p>
       <w:r>
         <w:rPr>
@@ -10148,7 +10151,7 @@
       </w:r>
     </w:p>
   </w:comment>
-  <w:comment w:id="64" w:author="Marshall, Andrew" w:date="2025-06-09T12:08:00Z" w:initials="AM">
+  <w:comment w:id="66" w:author="Marshall, Andrew" w:date="2025-06-09T12:08:00Z" w:initials="AM">
     <w:p>
       <w:r>
         <w:rPr>
@@ -10166,7 +10169,7 @@
       </w:r>
     </w:p>
   </w:comment>
-  <w:comment w:id="65" w:author="Lucore, Jordan" w:date="2025-06-01T16:50:00Z" w:initials="JL">
+  <w:comment w:id="67" w:author="Lucore, Jordan" w:date="2025-06-01T16:50:00Z" w:initials="JL">
     <w:p>
       <w:r>
         <w:rPr>
@@ -10183,7 +10186,7 @@
       </w:r>
     </w:p>
   </w:comment>
-  <w:comment w:id="66" w:author="Marshall, Andrew" w:date="2025-06-09T12:09:00Z" w:initials="AM">
+  <w:comment w:id="68" w:author="Marshall, Andrew" w:date="2025-06-09T12:09:00Z" w:initials="AM">
     <w:p>
       <w:r>
         <w:rPr>
@@ -10201,7 +10204,7 @@
       </w:r>
     </w:p>
   </w:comment>
-  <w:comment w:id="67" w:author="Lucore, Jordan" w:date="2025-06-01T16:53:00Z" w:initials="JL">
+  <w:comment w:id="69" w:author="Lucore, Jordan" w:date="2025-06-01T16:53:00Z" w:initials="JL">
     <w:p>
       <w:r>
         <w:rPr>
@@ -10219,7 +10222,7 @@
       </w:r>
     </w:p>
   </w:comment>
-  <w:comment w:id="68" w:author="Marshall, Andrew" w:date="2025-06-09T12:13:00Z" w:initials="AM">
+  <w:comment w:id="70" w:author="Marshall, Andrew" w:date="2025-06-09T12:13:00Z" w:initials="AM">
     <w:p>
       <w:r>
         <w:rPr>
@@ -10237,7 +10240,7 @@
       </w:r>
     </w:p>
   </w:comment>
-  <w:comment w:id="69" w:author="Lucore, Jordan" w:date="2025-06-01T17:40:00Z" w:initials="JL">
+  <w:comment w:id="71" w:author="Lucore, Jordan" w:date="2025-06-01T17:40:00Z" w:initials="JL">
     <w:p>
       <w:r>
         <w:rPr>
@@ -10255,7 +10258,7 @@
       </w:r>
     </w:p>
   </w:comment>
-  <w:comment w:id="70" w:author="Marshall, Andrew" w:date="2025-06-09T12:13:00Z" w:initials="AM">
+  <w:comment w:id="72" w:author="Marshall, Andrew" w:date="2025-06-09T12:13:00Z" w:initials="AM">
     <w:p>
       <w:r>
         <w:rPr>
@@ -10273,7 +10276,7 @@
       </w:r>
     </w:p>
   </w:comment>
-  <w:comment w:id="71" w:author="Marshall, Andrew" w:date="2025-06-09T12:14:00Z" w:initials="AM">
+  <w:comment w:id="73" w:author="Marshall, Andrew" w:date="2025-06-09T12:14:00Z" w:initials="AM">
     <w:p>
       <w:r>
         <w:rPr>
@@ -10291,7 +10294,7 @@
       </w:r>
     </w:p>
   </w:comment>
-  <w:comment w:id="72" w:author="Lucore, Jordan" w:date="2025-06-01T17:42:00Z" w:initials="JL">
+  <w:comment w:id="74" w:author="Lucore, Jordan" w:date="2025-06-01T17:42:00Z" w:initials="JL">
     <w:p>
       <w:r>
         <w:rPr>
@@ -10309,7 +10312,7 @@
       </w:r>
     </w:p>
   </w:comment>
-  <w:comment w:id="73" w:author="Marshall, Andrew" w:date="2025-06-09T12:16:00Z" w:initials="AM">
+  <w:comment w:id="75" w:author="Marshall, Andrew" w:date="2025-06-09T12:16:00Z" w:initials="AM">
     <w:p>
       <w:r>
         <w:rPr>
@@ -10327,7 +10330,7 @@
       </w:r>
     </w:p>
   </w:comment>
-  <w:comment w:id="74" w:author="Marshall, Andrew" w:date="2025-06-09T12:23:00Z" w:initials="AM">
+  <w:comment w:id="76" w:author="Marshall, Andrew" w:date="2025-06-09T12:23:00Z" w:initials="AM">
     <w:p>
       <w:r>
         <w:rPr>
@@ -10345,7 +10348,7 @@
       </w:r>
     </w:p>
   </w:comment>
-  <w:comment w:id="76" w:author="Lucore, Jordan" w:date="2025-06-01T17:44:00Z" w:initials="JL">
+  <w:comment w:id="78" w:author="Lucore, Jordan" w:date="2025-06-01T17:44:00Z" w:initials="JL">
     <w:p>
       <w:r>
         <w:rPr>
@@ -10363,7 +10366,7 @@
       </w:r>
     </w:p>
   </w:comment>
-  <w:comment w:id="77" w:author="Marshall, Andrew" w:date="2025-06-09T12:28:00Z" w:initials="AM">
+  <w:comment w:id="79" w:author="Marshall, Andrew" w:date="2025-06-09T12:28:00Z" w:initials="AM">
     <w:p>
       <w:r>
         <w:rPr>
@@ -10381,7 +10384,7 @@
       </w:r>
     </w:p>
   </w:comment>
-  <w:comment w:id="78" w:author="Lucore, Jordan" w:date="2025-06-01T18:06:00Z" w:initials="JL">
+  <w:comment w:id="80" w:author="Lucore, Jordan" w:date="2025-06-01T18:06:00Z" w:initials="JL">
     <w:p>
       <w:r>
         <w:rPr>
@@ -10399,7 +10402,7 @@
       </w:r>
     </w:p>
   </w:comment>
-  <w:comment w:id="79" w:author="Lucore, Jordan" w:date="2025-06-03T19:47:00Z" w:initials="JL">
+  <w:comment w:id="81" w:author="Lucore, Jordan" w:date="2025-06-03T19:47:00Z" w:initials="JL">
     <w:p>
       <w:r>
         <w:rPr>
@@ -10417,7 +10420,7 @@
       </w:r>
     </w:p>
   </w:comment>
-  <w:comment w:id="80" w:author="Marshall, Andrew" w:date="2025-06-09T12:45:00Z" w:initials="AM">
+  <w:comment w:id="82" w:author="Marshall, Andrew" w:date="2025-06-09T12:45:00Z" w:initials="AM">
     <w:p>
       <w:r>
         <w:rPr>
@@ -10435,7 +10438,7 @@
       </w:r>
     </w:p>
   </w:comment>
-  <w:comment w:id="81" w:author="Marshall, Andrew" w:date="2025-06-09T12:45:00Z" w:initials="AM">
+  <w:comment w:id="83" w:author="Marshall, Andrew" w:date="2025-06-09T12:45:00Z" w:initials="AM">
     <w:p>
       <w:r>
         <w:rPr>
@@ -10453,7 +10456,7 @@
       </w:r>
     </w:p>
   </w:comment>
-  <w:comment w:id="84" w:author="Marshall, Andrew" w:date="2025-06-09T12:46:00Z" w:initials="AM">
+  <w:comment w:id="86" w:author="Marshall, Andrew" w:date="2025-06-09T12:46:00Z" w:initials="AM">
     <w:p>
       <w:r>
         <w:rPr>
@@ -10471,7 +10474,7 @@
       </w:r>
     </w:p>
   </w:comment>
-  <w:comment w:id="85" w:author="Lucore, Jordan" w:date="2025-06-01T19:33:00Z" w:initials="JL">
+  <w:comment w:id="87" w:author="Lucore, Jordan" w:date="2025-06-01T19:33:00Z" w:initials="JL">
     <w:p>
       <w:r>
         <w:rPr>
@@ -10489,7 +10492,7 @@
       </w:r>
     </w:p>
   </w:comment>
-  <w:comment w:id="86" w:author="Marshall, Andrew" w:date="2025-06-09T12:49:00Z" w:initials="AM">
+  <w:comment w:id="88" w:author="Marshall, Andrew" w:date="2025-06-09T12:49:00Z" w:initials="AM">
     <w:p>
       <w:r>
         <w:rPr>
@@ -10507,7 +10510,7 @@
       </w:r>
     </w:p>
   </w:comment>
-  <w:comment w:id="87" w:author="Lucore, Jordan" w:date="2025-06-02T06:52:00Z" w:initials="JL">
+  <w:comment w:id="89" w:author="Lucore, Jordan" w:date="2025-06-02T06:52:00Z" w:initials="JL">
     <w:p>
       <w:r>
         <w:rPr>
@@ -10525,7 +10528,7 @@
       </w:r>
     </w:p>
   </w:comment>
-  <w:comment w:id="88" w:author="Lucore, Jordan" w:date="2025-06-03T21:07:00Z" w:initials="JL">
+  <w:comment w:id="90" w:author="Lucore, Jordan" w:date="2025-06-03T21:07:00Z" w:initials="JL">
     <w:p>
       <w:r>
         <w:rPr>
@@ -10543,7 +10546,7 @@
       </w:r>
     </w:p>
   </w:comment>
-  <w:comment w:id="89" w:author="Marshall, Andrew" w:date="2025-06-09T12:52:00Z" w:initials="AM">
+  <w:comment w:id="91" w:author="Marshall, Andrew" w:date="2025-06-09T12:52:00Z" w:initials="AM">
     <w:p>
       <w:r>
         <w:rPr>
@@ -10561,7 +10564,7 @@
       </w:r>
     </w:p>
   </w:comment>
-  <w:comment w:id="91" w:author="Marshall, Andrew" w:date="2025-06-09T12:53:00Z" w:initials="AM">
+  <w:comment w:id="93" w:author="Marshall, Andrew" w:date="2025-06-09T12:53:00Z" w:initials="AM">
     <w:p>
       <w:r>
         <w:rPr>
@@ -10579,7 +10582,7 @@
       </w:r>
     </w:p>
   </w:comment>
-  <w:comment w:id="92" w:author="Marshall, Andrew" w:date="2025-06-09T12:55:00Z" w:initials="AM">
+  <w:comment w:id="94" w:author="Marshall, Andrew" w:date="2025-06-09T12:55:00Z" w:initials="AM">
     <w:p>
       <w:r>
         <w:rPr>
@@ -10597,7 +10600,7 @@
       </w:r>
     </w:p>
   </w:comment>
-  <w:comment w:id="93" w:author="Lucore, Jordan" w:date="2025-06-05T07:41:00Z" w:initials="JL">
+  <w:comment w:id="95" w:author="Lucore, Jordan" w:date="2025-06-05T07:41:00Z" w:initials="JL">
     <w:p>
       <w:r>
         <w:rPr>
@@ -10615,7 +10618,7 @@
       </w:r>
     </w:p>
   </w:comment>
-  <w:comment w:id="94" w:author="Lucore, Jordan" w:date="2025-06-05T08:07:00Z" w:initials="JL">
+  <w:comment w:id="96" w:author="Lucore, Jordan" w:date="2025-06-05T08:07:00Z" w:initials="JL">
     <w:p>
       <w:r>
         <w:rPr>
@@ -10633,7 +10636,7 @@
       </w:r>
     </w:p>
   </w:comment>
-  <w:comment w:id="95" w:author="Marshall, Andrew" w:date="2025-04-22T16:06:00Z" w:initials="AM">
+  <w:comment w:id="97" w:author="Marshall, Andrew" w:date="2025-04-22T16:06:00Z" w:initials="AM">
     <w:p>
       <w:r>
         <w:rPr>
@@ -10651,7 +10654,7 @@
       </w:r>
     </w:p>
   </w:comment>
-  <w:comment w:id="96" w:author="Lucore, Jordan" w:date="2025-06-05T07:26:00Z" w:initials="JL">
+  <w:comment w:id="98" w:author="Lucore, Jordan" w:date="2025-06-05T07:26:00Z" w:initials="JL">
     <w:p>
       <w:r>
         <w:rPr>
@@ -10669,7 +10672,7 @@
       </w:r>
     </w:p>
   </w:comment>
-  <w:comment w:id="97" w:author="Marshall, Andrew" w:date="2025-04-22T16:10:00Z" w:initials="AM">
+  <w:comment w:id="99" w:author="Marshall, Andrew" w:date="2025-04-22T16:10:00Z" w:initials="AM">
     <w:p>
       <w:r>
         <w:rPr>
@@ -10687,7 +10690,7 @@
       </w:r>
     </w:p>
   </w:comment>
-  <w:comment w:id="98" w:author="Marshall, Andrew" w:date="2025-04-22T16:20:00Z" w:initials="AM">
+  <w:comment w:id="100" w:author="Marshall, Andrew" w:date="2025-04-22T16:20:00Z" w:initials="AM">
     <w:p>
       <w:r>
         <w:rPr>
@@ -10705,7 +10708,7 @@
       </w:r>
     </w:p>
   </w:comment>
-  <w:comment w:id="99" w:author="Lucore, Jordan" w:date="2025-04-23T10:39:00Z" w:initials="JL">
+  <w:comment w:id="101" w:author="Lucore, Jordan" w:date="2025-04-23T10:39:00Z" w:initials="JL">
     <w:p>
       <w:r>
         <w:rPr>
@@ -10722,7 +10725,7 @@
       </w:r>
     </w:p>
   </w:comment>
-  <w:comment w:id="100" w:author="Marshall, Andrew" w:date="2025-04-22T16:24:00Z" w:initials="AM">
+  <w:comment w:id="102" w:author="Marshall, Andrew" w:date="2025-04-22T16:24:00Z" w:initials="AM">
     <w:p>
       <w:r>
         <w:rPr>
@@ -10740,7 +10743,7 @@
       </w:r>
     </w:p>
   </w:comment>
-  <w:comment w:id="101" w:author="Lucore, Jordan" w:date="2025-05-16T12:49:00Z" w:initials="JL">
+  <w:comment w:id="103" w:author="Lucore, Jordan" w:date="2025-05-16T12:49:00Z" w:initials="JL">
     <w:p>
       <w:r>
         <w:rPr>
@@ -10758,7 +10761,7 @@
       </w:r>
     </w:p>
   </w:comment>
-  <w:comment w:id="102" w:author="Lucore, Jordan" w:date="2025-05-16T12:50:00Z" w:initials="JL">
+  <w:comment w:id="104" w:author="Lucore, Jordan" w:date="2025-05-16T12:50:00Z" w:initials="JL">
     <w:p>
       <w:r>
         <w:rPr>
@@ -10776,7 +10779,7 @@
       </w:r>
     </w:p>
   </w:comment>
-  <w:comment w:id="103" w:author="Lucore, Jordan" w:date="2025-06-05T07:27:00Z" w:initials="JL">
+  <w:comment w:id="105" w:author="Lucore, Jordan" w:date="2025-06-05T07:27:00Z" w:initials="JL">
     <w:p>
       <w:r>
         <w:rPr>
@@ -10794,7 +10797,7 @@
       </w:r>
     </w:p>
   </w:comment>
-  <w:comment w:id="104" w:author="Marshall, Andrew" w:date="2025-04-22T16:25:00Z" w:initials="AM">
+  <w:comment w:id="106" w:author="Marshall, Andrew" w:date="2025-04-22T16:25:00Z" w:initials="AM">
     <w:p>
       <w:r>
         <w:rPr>
@@ -10812,7 +10815,7 @@
       </w:r>
     </w:p>
   </w:comment>
-  <w:comment w:id="105" w:author="Lucore, Jordan" w:date="2025-04-23T10:42:00Z" w:initials="JL">
+  <w:comment w:id="107" w:author="Lucore, Jordan" w:date="2025-04-23T10:42:00Z" w:initials="JL">
     <w:p>
       <w:r>
         <w:rPr>
@@ -10830,7 +10833,7 @@
       </w:r>
     </w:p>
   </w:comment>
-  <w:comment w:id="106" w:author="Lucore, Jordan" w:date="2025-05-16T12:54:00Z" w:initials="JL">
+  <w:comment w:id="108" w:author="Lucore, Jordan" w:date="2025-05-16T12:54:00Z" w:initials="JL">
     <w:p>
       <w:r>
         <w:rPr>
@@ -10848,7 +10851,7 @@
       </w:r>
     </w:p>
   </w:comment>
-  <w:comment w:id="107" w:author="Marshall, Andrew" w:date="2025-04-22T16:28:00Z" w:initials="AM">
+  <w:comment w:id="109" w:author="Marshall, Andrew" w:date="2025-04-22T16:28:00Z" w:initials="AM">
     <w:p>
       <w:r>
         <w:rPr>
@@ -10866,7 +10869,7 @@
       </w:r>
     </w:p>
   </w:comment>
-  <w:comment w:id="108" w:author="Marshall, Andrew" w:date="2025-04-22T16:29:00Z" w:initials="AM">
+  <w:comment w:id="110" w:author="Marshall, Andrew" w:date="2025-04-22T16:29:00Z" w:initials="AM">
     <w:p>
       <w:r>
         <w:rPr>
@@ -10884,7 +10887,7 @@
       </w:r>
     </w:p>
   </w:comment>
-  <w:comment w:id="110" w:author="Marshall, Andrew" w:date="2025-06-09T12:00:00Z" w:initials="AM">
+  <w:comment w:id="111" w:author="Marshall, Andrew" w:date="2025-06-09T12:00:00Z" w:initials="AM">
     <w:p>
       <w:r>
         <w:rPr>
@@ -10902,7 +10905,7 @@
       </w:r>
     </w:p>
   </w:comment>
-  <w:comment w:id="109" w:author="Lucore, Jordan" w:date="2025-06-05T08:20:00Z" w:initials="JL">
+  <w:comment w:id="112" w:author="Lucore, Jordan" w:date="2025-06-05T08:20:00Z" w:initials="JL">
     <w:p>
       <w:r>
         <w:rPr>
@@ -10920,7 +10923,7 @@
       </w:r>
     </w:p>
   </w:comment>
-  <w:comment w:id="111" w:author="Marshall, Andrew" w:date="2025-06-09T12:06:00Z" w:initials="AM">
+  <w:comment w:id="113" w:author="Marshall, Andrew" w:date="2025-06-09T12:06:00Z" w:initials="AM">
     <w:p>
       <w:r>
         <w:rPr>
@@ -10938,7 +10941,7 @@
       </w:r>
     </w:p>
   </w:comment>
-  <w:comment w:id="112" w:author="Marshall, Andrew" w:date="2025-06-09T12:07:00Z" w:initials="AM">
+  <w:comment w:id="114" w:author="Marshall, Andrew" w:date="2025-06-09T12:07:00Z" w:initials="AM">
     <w:p>
       <w:r>
         <w:rPr>
@@ -10956,7 +10959,7 @@
       </w:r>
     </w:p>
   </w:comment>
-  <w:comment w:id="114" w:author="Marshall, Andrew" w:date="2025-06-09T12:12:00Z" w:initials="AM">
+  <w:comment w:id="116" w:author="Marshall, Andrew" w:date="2025-06-09T12:12:00Z" w:initials="AM">
     <w:p>
       <w:r>
         <w:rPr>
@@ -10974,7 +10977,7 @@
       </w:r>
     </w:p>
   </w:comment>
-  <w:comment w:id="115" w:author="Marshall, Andrew" w:date="2025-06-09T12:17:00Z" w:initials="AM">
+  <w:comment w:id="117" w:author="Marshall, Andrew" w:date="2025-06-09T12:17:00Z" w:initials="AM">
     <w:p>
       <w:r>
         <w:rPr>
@@ -10992,7 +10995,7 @@
       </w:r>
     </w:p>
   </w:comment>
-  <w:comment w:id="116" w:author="Marshall, Andrew" w:date="2025-06-09T12:19:00Z" w:initials="AM">
+  <w:comment w:id="118" w:author="Marshall, Andrew" w:date="2025-06-09T12:19:00Z" w:initials="AM">
     <w:p>
       <w:r>
         <w:rPr>
@@ -11010,7 +11013,7 @@
       </w:r>
     </w:p>
   </w:comment>
-  <w:comment w:id="118" w:author="Lucore, Jordan" w:date="2025-06-02T08:32:00Z" w:initials="JL">
+  <w:comment w:id="120" w:author="Lucore, Jordan" w:date="2025-06-02T08:32:00Z" w:initials="JL">
     <w:p>
       <w:r>
         <w:rPr>
@@ -11028,7 +11031,7 @@
       </w:r>
     </w:p>
   </w:comment>
-  <w:comment w:id="119" w:author="Marshall, Andrew" w:date="2025-06-09T12:31:00Z" w:initials="AM">
+  <w:comment w:id="121" w:author="Marshall, Andrew" w:date="2025-06-09T12:31:00Z" w:initials="AM">
     <w:p>
       <w:r>
         <w:rPr>
@@ -11045,7 +11048,7 @@
       </w:r>
     </w:p>
   </w:comment>
-  <w:comment w:id="121" w:author="Marshall, Andrew" w:date="2025-06-09T12:25:00Z" w:initials="AM">
+  <w:comment w:id="123" w:author="Marshall, Andrew" w:date="2025-06-09T12:25:00Z" w:initials="AM">
     <w:p>
       <w:r>
         <w:rPr>
@@ -12801,4 +12804,16 @@
     </a:ext>
   </a:extLst>
 </a:theme>
+</file>
+
+<file path=customXml/item1.xml><?xml version="1.0" encoding="utf-8"?>
+<b:Sources xmlns:b="http://schemas.openxmlformats.org/officeDocument/2006/bibliography" xmlns="http://schemas.openxmlformats.org/officeDocument/2006/bibliography" SelectedStyle="/APASixthEditionOfficeOnline.xsl" StyleName="APA" Version="6"/>
+</file>
+
+<file path=customXml/itemProps1.xml><?xml version="1.0" encoding="utf-8"?>
+<ds:datastoreItem xmlns:ds="http://schemas.openxmlformats.org/officeDocument/2006/customXml" ds:itemID="{8DA83DC7-5F40-BC44-9BA1-05EB616CC478}">
+  <ds:schemaRefs>
+    <ds:schemaRef ds:uri="http://schemas.openxmlformats.org/officeDocument/2006/bibliography"/>
+  </ds:schemaRefs>
+</ds:datastoreItem>
 </file>